--- a/templates/CONTRATOS ARZEK/CORRESIDENCIAL/CLIENTE/ANEXO C SIN DEVOLUCION.docx
+++ b/templates/CONTRATOS ARZEK/CORRESIDENCIAL/CLIENTE/ANEXO C SIN DEVOLUCION.docx
@@ -1,10 +1,11 @@
 
 <file path=word/document.xml><?xml version="1.0" encoding="utf-8"?>
-<w:document xmlns:wpc="http://schemas.microsoft.com/office/word/2010/wordprocessingCanvas" xmlns:cx="http://schemas.microsoft.com/office/drawing/2014/chartex" xmlns:cx1="http://schemas.microsoft.com/office/drawing/2015/9/8/chartex" xmlns:cx2="http://schemas.microsoft.com/office/drawing/2015/10/21/chartex" xmlns:cx3="http://schemas.microsoft.com/office/drawing/2016/5/9/chartex" xmlns:cx4="http://schemas.microsoft.com/office/drawing/2016/5/10/chartex" xmlns:cx5="http://schemas.microsoft.com/office/drawing/2016/5/11/chartex" xmlns:cx6="http://schemas.microsoft.com/office/drawing/2016/5/12/chartex" xmlns:cx7="http://schemas.microsoft.com/office/drawing/2016/5/13/chartex" xmlns:cx8="http://schemas.microsoft.com/office/drawing/2016/5/14/chartex" xmlns:mc="http://schemas.openxmlformats.org/markup-compatibility/2006" xmlns:aink="http://schemas.microsoft.com/office/drawing/2016/ink" xmlns:am3d="http://schemas.microsoft.com/office/drawing/2017/model3d" xmlns:o="urn:schemas-microsoft-com:office:office" xmlns:oel="http://schemas.microsoft.com/office/2019/extlst" xmlns:r="http://schemas.openxmlformats.org/officeDocument/2006/relationships" xmlns:m="http://schemas.openxmlformats.org/officeDocument/2006/math" xmlns:v="urn:schemas-microsoft-com:vml" xmlns:wp14="http://schemas.microsoft.com/office/word/2010/wordprocessingDrawing" xmlns:wp="http://schemas.openxmlformats.org/drawingml/2006/wordprocessingDrawing" xmlns:w10="urn:schemas-microsoft-com:office:word" xmlns:w="http://schemas.openxmlformats.org/wordprocessingml/2006/main" xmlns:w14="http://schemas.microsoft.com/office/word/2010/wordml" xmlns:w15="http://schemas.microsoft.com/office/word/2012/wordml" xmlns:w16cex="http://schemas.microsoft.com/office/word/2018/wordml/cex" xmlns:w16cid="http://schemas.microsoft.com/office/word/2016/wordml/cid" xmlns:w16="http://schemas.microsoft.com/office/word/2018/wordml" xmlns:w16sdtdh="http://schemas.microsoft.com/office/word/2020/wordml/sdtdatahash" xmlns:w16se="http://schemas.microsoft.com/office/word/2015/wordml/symex" xmlns:wpg="http://schemas.microsoft.com/office/word/2010/wordprocessingGroup" xmlns:wpi="http://schemas.microsoft.com/office/word/2010/wordprocessingInk" xmlns:wne="http://schemas.microsoft.com/office/word/2006/wordml" xmlns:wps="http://schemas.microsoft.com/office/word/2010/wordprocessingShape" mc:Ignorable="w14 w15 w16se w16cid w16 w16cex w16sdtdh wp14">
+<w:document xmlns:o="urn:schemas-microsoft-com:office:office" xmlns:r="http://schemas.openxmlformats.org/officeDocument/2006/relationships" xmlns:v="urn:schemas-microsoft-com:vml" xmlns:w="http://schemas.openxmlformats.org/wordprocessingml/2006/main" xmlns:w10="urn:schemas-microsoft-com:office:word" xmlns:wp="http://schemas.openxmlformats.org/drawingml/2006/wordprocessingDrawing" xmlns:pic="http://schemas.openxmlformats.org/drawingml/2006/picture" xmlns:wps="http://schemas.microsoft.com/office/word/2010/wordprocessingShape" xmlns:wpg="http://schemas.microsoft.com/office/word/2010/wordprocessingGroup" xmlns:mc="http://schemas.openxmlformats.org/markup-compatibility/2006" xmlns:wp14="http://schemas.microsoft.com/office/word/2010/wordprocessingDrawing" xmlns:w14="http://schemas.microsoft.com/office/word/2010/wordml" xmlns:w15="http://schemas.microsoft.com/office/word/2012/wordml" mc:Ignorable="w14 wp14 w15">
   <w:body>
     <w:p>
       <w:pPr>
-        <w:spacing w:after="160" w:line="276" w:lineRule="auto"/>
+        <w:pStyle w:val="Normal"/>
+        <w:spacing w:lineRule="auto" w:line="276" w:before="0" w:after="160"/>
         <w:jc w:val="both"/>
         <w:rPr>
           <w:rFonts w:ascii="Arial" w:hAnsi="Arial" w:cs="Arial"/>
@@ -14,71 +15,82 @@
       </w:pPr>
       <w:r>
         <w:rPr>
-          <w:rFonts w:ascii="Arial" w:hAnsi="Arial" w:cs="Arial"/>
+          <w:rFonts w:cs="Arial" w:ascii="Arial" w:hAnsi="Arial"/>
           <w:b/>
           <w:bCs/>
           <w:sz w:val="20"/>
           <w:szCs w:val="20"/>
         </w:rPr>
-        <w:t>ANEXO "C" REFERENTE A LA CLÁUSULA QUINTA Y DEMÁS RELATIVAS DEL CONTRATO DE PRESTACIÓN DE SERVICIOS CONSISTENTES EN LA REHABILITACIÓN, ACONDICIONAMIENTO E INTERMEDIACIÓN INMOBILIARIA; FIRMADO POR GRUPO INMOBILIARIO ARZEK, S.A. DE C.V. REPRESENTADA POR ERIK JAVIER RESENDIZ CHAVEZ</w:t>
+        <w:t xml:space="preserve">ANEXO "C" REFERENTE A LA CLÁUSULA QUINTA Y DEMÁS RELATIVAS DEL CONTRATO DE PRESTACIÓN DE SERVICIOS CONSISTENTES EN LA REHABILITACIÓN, ACONDICIONAMIENTO E INTERMEDIACIÓN INMOBILIARIA; FIRMADO POR GRUPO INMOBILIARIO ARZEK, S.A. DE C.V. REPRESENTADA POR ERIK JAVIER RESENDIZ CHAVEZ, Y POR LOS CLIENTES: EL C. ${inm_ubicacion_razon_social} Y LA C. </w:t>
       </w:r>
       <w:r>
         <w:rPr>
-          <w:rFonts w:ascii="Arial" w:hAnsi="Arial" w:cs="Arial"/>
+          <w:rFonts w:cs="Arial" w:ascii="Arial" w:hAnsi="Arial"/>
           <w:b/>
           <w:bCs/>
           <w:sz w:val="20"/>
           <w:szCs w:val="20"/>
         </w:rPr>
-        <w:t xml:space="preserve">, Y POR LOS CLIENTES: </w:t>
+        <w:t>${inm_co_acreditado_razon_social}</w:t>
       </w:r>
       <w:r>
         <w:rPr>
-          <w:rFonts w:ascii="Arial" w:hAnsi="Arial" w:cs="Arial"/>
+          <w:rFonts w:cs="Arial" w:ascii="Arial" w:hAnsi="Arial"/>
           <w:b/>
           <w:bCs/>
           <w:sz w:val="20"/>
           <w:szCs w:val="20"/>
         </w:rPr>
-        <w:t>EL C. ______________________________</w:t>
+        <w:t xml:space="preserve">, AMBOS POR SU PROPIO DERECHO, EN FECHA </w:t>
       </w:r>
       <w:r>
         <w:rPr>
-          <w:rFonts w:ascii="Arial" w:hAnsi="Arial" w:cs="Arial"/>
+          <w:rFonts w:cs="Arial" w:ascii="Arial" w:hAnsi="Arial"/>
           <w:b/>
           <w:bCs/>
           <w:sz w:val="20"/>
           <w:szCs w:val="20"/>
         </w:rPr>
-        <w:t xml:space="preserve"> Y LA C. ____, AMBOS </w:t>
+        <w:t>${fecha_texto}</w:t>
       </w:r>
       <w:r>
         <w:rPr>
-          <w:rFonts w:ascii="Arial" w:hAnsi="Arial" w:cs="Arial"/>
+          <w:rFonts w:cs="Arial" w:ascii="Arial" w:hAnsi="Arial"/>
           <w:b/>
           <w:bCs/>
           <w:sz w:val="20"/>
           <w:szCs w:val="20"/>
         </w:rPr>
-        <w:t>POR SU PROPIO DERECHO, EN FECHA ____ DE ______________ DE 20____.</w:t>
+        <w:t>.</w:t>
       </w:r>
     </w:p>
     <w:p>
       <w:pPr>
-        <w:spacing w:after="120" w:line="276" w:lineRule="auto"/>
+        <w:pStyle w:val="Normal"/>
+        <w:spacing w:lineRule="auto" w:line="276" w:before="0" w:after="120"/>
         <w:jc w:val="both"/>
         <w:rPr>
           <w:rFonts w:ascii="Arial" w:hAnsi="Arial" w:cs="Arial"/>
           <w:b/>
           <w:bCs/>
-          <w:sz w:val="20"/>
-          <w:szCs w:val="20"/>
+          <w:sz w:val="14"/>
+          <w:szCs w:val="14"/>
         </w:rPr>
       </w:pPr>
+      <w:r>
+        <w:rPr>
+          <w:rFonts w:cs="Arial" w:ascii="Arial" w:hAnsi="Arial"/>
+          <w:b/>
+          <w:bCs/>
+          <w:sz w:val="14"/>
+          <w:szCs w:val="14"/>
+        </w:rPr>
+      </w:r>
     </w:p>
     <w:p>
       <w:pPr>
-        <w:spacing w:after="120" w:line="276" w:lineRule="auto"/>
+        <w:pStyle w:val="Normal"/>
+        <w:spacing w:lineRule="auto" w:line="276" w:before="0" w:after="120"/>
         <w:jc w:val="both"/>
         <w:rPr>
           <w:rFonts w:ascii="Arial" w:hAnsi="Arial" w:cs="Arial"/>
@@ -90,7 +102,7 @@
       </w:pPr>
       <w:r>
         <w:rPr>
-          <w:rFonts w:ascii="Arial" w:hAnsi="Arial" w:cs="Arial"/>
+          <w:rFonts w:cs="Arial" w:ascii="Arial" w:hAnsi="Arial"/>
           <w:b/>
           <w:bCs/>
           <w:sz w:val="20"/>
@@ -101,140 +113,140 @@
     </w:p>
     <w:p>
       <w:pPr>
-        <w:spacing w:after="120" w:line="276" w:lineRule="auto"/>
+        <w:pStyle w:val="Normal"/>
+        <w:spacing w:lineRule="auto" w:line="276" w:before="0" w:after="120"/>
         <w:jc w:val="both"/>
         <w:rPr>
           <w:rFonts w:ascii="Arial" w:hAnsi="Arial" w:cs="Arial"/>
           <w:b/>
           <w:bCs/>
-          <w:sz w:val="20"/>
-          <w:szCs w:val="20"/>
+          <w:sz w:val="12"/>
+          <w:szCs w:val="12"/>
         </w:rPr>
       </w:pPr>
+      <w:r>
+        <w:rPr>
+          <w:rFonts w:cs="Arial" w:ascii="Arial" w:hAnsi="Arial"/>
+          <w:b/>
+          <w:bCs/>
+          <w:sz w:val="12"/>
+          <w:szCs w:val="12"/>
+        </w:rPr>
+      </w:r>
     </w:p>
     <w:tbl>
       <w:tblPr>
         <w:tblW w:w="10538" w:type="dxa"/>
-        <w:tblBorders>
-          <w:top w:val="single" w:sz="4" w:space="0" w:color="auto"/>
-          <w:left w:val="single" w:sz="4" w:space="0" w:color="auto"/>
-          <w:bottom w:val="single" w:sz="4" w:space="0" w:color="auto"/>
-          <w:right w:val="single" w:sz="4" w:space="0" w:color="auto"/>
-          <w:insideH w:val="single" w:sz="4" w:space="0" w:color="auto"/>
-          <w:insideV w:val="single" w:sz="4" w:space="0" w:color="auto"/>
-        </w:tblBorders>
+        <w:jc w:val="start"/>
+        <w:tblInd w:w="0" w:type="dxa"/>
+        <w:tblLayout w:type="fixed"/>
         <w:tblCellMar>
-          <w:left w:w="10" w:type="dxa"/>
-          <w:right w:w="10" w:type="dxa"/>
+          <w:top w:w="60" w:type="dxa"/>
+          <w:start w:w="100" w:type="dxa"/>
+          <w:bottom w:w="60" w:type="dxa"/>
+          <w:end w:w="100" w:type="dxa"/>
         </w:tblCellMar>
-        <w:tblLook w:val="0000" w:firstRow="0" w:lastRow="0" w:firstColumn="0" w:lastColumn="0" w:noHBand="0" w:noVBand="0"/>
+        <w:tblLook w:noHBand="0" w:noVBand="0" w:firstColumn="0" w:lastRow="0" w:lastColumn="0" w:firstRow="0" w:val="0000"/>
       </w:tblPr>
       <w:tblGrid>
         <w:gridCol w:w="4200"/>
         <w:gridCol w:w="6338"/>
       </w:tblGrid>
       <w:tr>
+        <w:trPr/>
         <w:tc>
           <w:tcPr>
             <w:tcW w:w="4200" w:type="dxa"/>
-            <w:tcMar>
-              <w:top w:w="60" w:type="dxa"/>
-              <w:left w:w="100" w:type="dxa"/>
-              <w:bottom w:w="60" w:type="dxa"/>
-              <w:right w:w="100" w:type="dxa"/>
-            </w:tcMar>
+            <w:tcBorders>
+              <w:top w:val="single" w:sz="4" w:space="0" w:color="000000"/>
+              <w:start w:val="single" w:sz="4" w:space="0" w:color="000000"/>
+              <w:bottom w:val="single" w:sz="4" w:space="0" w:color="000000"/>
+              <w:end w:val="single" w:sz="4" w:space="0" w:color="000000"/>
+            </w:tcBorders>
             <w:vAlign w:val="center"/>
           </w:tcPr>
           <w:p>
             <w:pPr>
-              <w:spacing w:line="276" w:lineRule="auto"/>
-              <w:rPr>
-                <w:rFonts w:ascii="Arial" w:hAnsi="Arial" w:cs="Arial"/>
-                <w:sz w:val="20"/>
-                <w:szCs w:val="20"/>
-              </w:rPr>
-            </w:pPr>
-            <w:r>
-              <w:rPr>
-                <w:rFonts w:ascii="Arial" w:hAnsi="Arial" w:cs="Arial"/>
-                <w:b/>
-                <w:bCs/>
-                <w:sz w:val="20"/>
-                <w:szCs w:val="20"/>
-              </w:rPr>
-              <w:t>Nombre</w:t>
-            </w:r>
-            <w:r>
-              <w:rPr>
-                <w:rFonts w:ascii="Arial" w:hAnsi="Arial" w:cs="Arial"/>
-                <w:b/>
-                <w:bCs/>
-                <w:sz w:val="20"/>
-                <w:szCs w:val="20"/>
-              </w:rPr>
-              <w:t>s</w:t>
-            </w:r>
-            <w:r>
-              <w:rPr>
-                <w:rFonts w:ascii="Arial" w:hAnsi="Arial" w:cs="Arial"/>
-                <w:b/>
-                <w:bCs/>
-                <w:sz w:val="20"/>
-                <w:szCs w:val="20"/>
-              </w:rPr>
-              <w:t xml:space="preserve"> de EL CLIENTE</w:t>
+              <w:pStyle w:val="Normal"/>
+              <w:spacing w:lineRule="auto" w:line="276"/>
+              <w:rPr>
+                <w:rFonts w:ascii="Arial" w:hAnsi="Arial" w:cs="Arial"/>
+                <w:sz w:val="20"/>
+                <w:szCs w:val="20"/>
+              </w:rPr>
+            </w:pPr>
+            <w:r>
+              <w:rPr>
+                <w:rFonts w:cs="Arial" w:ascii="Arial" w:hAnsi="Arial"/>
+                <w:b/>
+                <w:bCs/>
+                <w:sz w:val="20"/>
+                <w:szCs w:val="20"/>
+              </w:rPr>
+              <w:t>Nombres de EL CLIENTE</w:t>
             </w:r>
           </w:p>
         </w:tc>
         <w:tc>
           <w:tcPr>
             <w:tcW w:w="6338" w:type="dxa"/>
-            <w:tcMar>
-              <w:top w:w="60" w:type="dxa"/>
-              <w:left w:w="100" w:type="dxa"/>
-              <w:bottom w:w="60" w:type="dxa"/>
-              <w:right w:w="100" w:type="dxa"/>
-            </w:tcMar>
+            <w:tcBorders>
+              <w:top w:val="single" w:sz="4" w:space="0" w:color="000000"/>
+              <w:start w:val="single" w:sz="4" w:space="0" w:color="000000"/>
+              <w:bottom w:val="single" w:sz="4" w:space="0" w:color="000000"/>
+              <w:end w:val="single" w:sz="4" w:space="0" w:color="000000"/>
+            </w:tcBorders>
             <w:vAlign w:val="center"/>
           </w:tcPr>
           <w:p>
             <w:pPr>
-              <w:spacing w:line="276" w:lineRule="auto"/>
-              <w:rPr>
-                <w:rFonts w:ascii="Arial" w:hAnsi="Arial" w:cs="Arial"/>
-                <w:sz w:val="20"/>
-                <w:szCs w:val="20"/>
-              </w:rPr>
-            </w:pPr>
+              <w:pStyle w:val="Normal"/>
+              <w:spacing w:lineRule="auto" w:line="276"/>
+              <w:rPr>
+                <w:rFonts w:ascii="Arial" w:hAnsi="Arial" w:cs="Arial"/>
+                <w:sz w:val="20"/>
+                <w:szCs w:val="20"/>
+              </w:rPr>
+            </w:pPr>
+            <w:r>
+              <w:rPr>
+                <w:rFonts w:cs="Arial" w:ascii="Arial" w:hAnsi="Arial"/>
+                <w:sz w:val="20"/>
+                <w:szCs w:val="20"/>
+              </w:rPr>
+              <w:t>${inm_ubicacion_razon_social}</w:t>
+            </w:r>
           </w:p>
         </w:tc>
       </w:tr>
       <w:tr>
+        <w:trPr/>
         <w:tc>
           <w:tcPr>
             <w:tcW w:w="4200" w:type="dxa"/>
-            <w:tcMar>
-              <w:top w:w="60" w:type="dxa"/>
-              <w:left w:w="100" w:type="dxa"/>
-              <w:bottom w:w="60" w:type="dxa"/>
-              <w:right w:w="100" w:type="dxa"/>
-            </w:tcMar>
+            <w:tcBorders>
+              <w:top w:val="single" w:sz="4" w:space="0" w:color="000000"/>
+              <w:start w:val="single" w:sz="4" w:space="0" w:color="000000"/>
+              <w:bottom w:val="single" w:sz="4" w:space="0" w:color="000000"/>
+              <w:end w:val="single" w:sz="4" w:space="0" w:color="000000"/>
+            </w:tcBorders>
             <w:vAlign w:val="center"/>
           </w:tcPr>
           <w:p>
             <w:pPr>
-              <w:spacing w:line="276" w:lineRule="auto"/>
-              <w:rPr>
-                <w:rFonts w:ascii="Arial" w:hAnsi="Arial" w:cs="Arial"/>
-                <w:b/>
-                <w:bCs/>
-                <w:sz w:val="20"/>
-                <w:szCs w:val="20"/>
-              </w:rPr>
-            </w:pPr>
-            <w:r>
-              <w:rPr>
-                <w:rFonts w:ascii="Arial" w:hAnsi="Arial" w:cs="Arial"/>
+              <w:pStyle w:val="Normal"/>
+              <w:spacing w:lineRule="auto" w:line="276"/>
+              <w:rPr>
+                <w:rFonts w:ascii="Arial" w:hAnsi="Arial" w:cs="Arial"/>
+                <w:b/>
+                <w:bCs/>
+                <w:sz w:val="20"/>
+                <w:szCs w:val="20"/>
+              </w:rPr>
+            </w:pPr>
+            <w:r>
+              <w:rPr>
+                <w:rFonts w:cs="Arial" w:ascii="Arial" w:hAnsi="Arial"/>
                 <w:b/>
                 <w:bCs/>
                 <w:sz w:val="20"/>
@@ -247,52 +259,63 @@
         <w:tc>
           <w:tcPr>
             <w:tcW w:w="6338" w:type="dxa"/>
-            <w:tcMar>
-              <w:top w:w="60" w:type="dxa"/>
-              <w:left w:w="100" w:type="dxa"/>
-              <w:bottom w:w="60" w:type="dxa"/>
-              <w:right w:w="100" w:type="dxa"/>
-            </w:tcMar>
+            <w:tcBorders>
+              <w:top w:val="single" w:sz="4" w:space="0" w:color="000000"/>
+              <w:start w:val="single" w:sz="4" w:space="0" w:color="000000"/>
+              <w:bottom w:val="single" w:sz="4" w:space="0" w:color="000000"/>
+              <w:end w:val="single" w:sz="4" w:space="0" w:color="000000"/>
+            </w:tcBorders>
             <w:vAlign w:val="center"/>
           </w:tcPr>
           <w:p>
             <w:pPr>
-              <w:spacing w:line="276" w:lineRule="auto"/>
-              <w:rPr>
-                <w:rFonts w:ascii="Arial" w:hAnsi="Arial" w:cs="Arial"/>
-                <w:sz w:val="20"/>
-                <w:szCs w:val="20"/>
-              </w:rPr>
-            </w:pPr>
+              <w:pStyle w:val="Normal"/>
+              <w:spacing w:lineRule="auto" w:line="276"/>
+              <w:rPr>
+                <w:rFonts w:ascii="Arial" w:hAnsi="Arial" w:cs="Arial"/>
+                <w:sz w:val="20"/>
+                <w:szCs w:val="20"/>
+              </w:rPr>
+            </w:pPr>
+            <w:r>
+              <w:rPr>
+                <w:rFonts w:cs="Arial" w:ascii="Arial" w:hAnsi="Arial"/>
+                <w:sz w:val="20"/>
+                <w:szCs w:val="20"/>
+              </w:rPr>
+              <w:t>${inm_estado_civil_descripcion}</w:t>
+            </w:r>
           </w:p>
         </w:tc>
       </w:tr>
       <w:tr>
+        <w:trPr/>
         <w:tc>
           <w:tcPr>
             <w:tcW w:w="4200" w:type="dxa"/>
-            <w:tcMar>
-              <w:top w:w="60" w:type="dxa"/>
-              <w:left w:w="100" w:type="dxa"/>
-              <w:bottom w:w="60" w:type="dxa"/>
-              <w:right w:w="100" w:type="dxa"/>
-            </w:tcMar>
+            <w:tcBorders>
+              <w:top w:val="single" w:sz="4" w:space="0" w:color="000000"/>
+              <w:start w:val="single" w:sz="4" w:space="0" w:color="000000"/>
+              <w:bottom w:val="single" w:sz="4" w:space="0" w:color="000000"/>
+              <w:end w:val="single" w:sz="4" w:space="0" w:color="000000"/>
+            </w:tcBorders>
             <w:vAlign w:val="center"/>
           </w:tcPr>
           <w:p>
             <w:pPr>
-              <w:spacing w:line="276" w:lineRule="auto"/>
-              <w:rPr>
-                <w:rFonts w:ascii="Arial" w:hAnsi="Arial" w:cs="Arial"/>
-                <w:b/>
-                <w:bCs/>
-                <w:sz w:val="20"/>
-                <w:szCs w:val="20"/>
-              </w:rPr>
-            </w:pPr>
-            <w:r>
-              <w:rPr>
-                <w:rFonts w:ascii="Arial" w:hAnsi="Arial" w:cs="Arial"/>
+              <w:pStyle w:val="Normal"/>
+              <w:spacing w:lineRule="auto" w:line="276"/>
+              <w:rPr>
+                <w:rFonts w:ascii="Arial" w:hAnsi="Arial" w:cs="Arial"/>
+                <w:b/>
+                <w:bCs/>
+                <w:sz w:val="20"/>
+                <w:szCs w:val="20"/>
+              </w:rPr>
+            </w:pPr>
+            <w:r>
+              <w:rPr>
+                <w:rFonts w:cs="Arial" w:ascii="Arial" w:hAnsi="Arial"/>
                 <w:b/>
                 <w:bCs/>
                 <w:sz w:val="20"/>
@@ -305,50 +328,61 @@
         <w:tc>
           <w:tcPr>
             <w:tcW w:w="6338" w:type="dxa"/>
-            <w:tcMar>
-              <w:top w:w="60" w:type="dxa"/>
-              <w:left w:w="100" w:type="dxa"/>
-              <w:bottom w:w="60" w:type="dxa"/>
-              <w:right w:w="100" w:type="dxa"/>
-            </w:tcMar>
+            <w:tcBorders>
+              <w:top w:val="single" w:sz="4" w:space="0" w:color="000000"/>
+              <w:start w:val="single" w:sz="4" w:space="0" w:color="000000"/>
+              <w:bottom w:val="single" w:sz="4" w:space="0" w:color="000000"/>
+              <w:end w:val="single" w:sz="4" w:space="0" w:color="000000"/>
+            </w:tcBorders>
             <w:vAlign w:val="center"/>
           </w:tcPr>
           <w:p>
             <w:pPr>
-              <w:spacing w:line="276" w:lineRule="auto"/>
-              <w:rPr>
-                <w:rFonts w:ascii="Arial" w:hAnsi="Arial" w:cs="Arial"/>
-                <w:sz w:val="20"/>
-                <w:szCs w:val="20"/>
-              </w:rPr>
-            </w:pPr>
+              <w:pStyle w:val="Normal"/>
+              <w:spacing w:lineRule="auto" w:line="276"/>
+              <w:rPr>
+                <w:rFonts w:ascii="Arial" w:hAnsi="Arial" w:cs="Arial"/>
+                <w:sz w:val="20"/>
+                <w:szCs w:val="20"/>
+              </w:rPr>
+            </w:pPr>
+            <w:r>
+              <w:rPr>
+                <w:rFonts w:cs="Arial" w:ascii="Arial" w:hAnsi="Arial"/>
+                <w:sz w:val="20"/>
+                <w:szCs w:val="20"/>
+              </w:rPr>
+              <w:t>${inm_ubicacion_id}</w:t>
+            </w:r>
           </w:p>
         </w:tc>
       </w:tr>
       <w:tr>
+        <w:trPr/>
         <w:tc>
           <w:tcPr>
             <w:tcW w:w="4200" w:type="dxa"/>
-            <w:tcMar>
-              <w:top w:w="60" w:type="dxa"/>
-              <w:left w:w="100" w:type="dxa"/>
-              <w:bottom w:w="60" w:type="dxa"/>
-              <w:right w:w="100" w:type="dxa"/>
-            </w:tcMar>
+            <w:tcBorders>
+              <w:top w:val="single" w:sz="4" w:space="0" w:color="000000"/>
+              <w:start w:val="single" w:sz="4" w:space="0" w:color="000000"/>
+              <w:bottom w:val="single" w:sz="4" w:space="0" w:color="000000"/>
+              <w:end w:val="single" w:sz="4" w:space="0" w:color="000000"/>
+            </w:tcBorders>
             <w:vAlign w:val="center"/>
           </w:tcPr>
           <w:p>
             <w:pPr>
-              <w:spacing w:line="276" w:lineRule="auto"/>
-              <w:rPr>
-                <w:rFonts w:ascii="Arial" w:hAnsi="Arial" w:cs="Arial"/>
-                <w:sz w:val="20"/>
-                <w:szCs w:val="20"/>
-              </w:rPr>
-            </w:pPr>
-            <w:r>
-              <w:rPr>
-                <w:rFonts w:ascii="Arial" w:hAnsi="Arial" w:cs="Arial"/>
+              <w:pStyle w:val="Normal"/>
+              <w:spacing w:lineRule="auto" w:line="276"/>
+              <w:rPr>
+                <w:rFonts w:ascii="Arial" w:hAnsi="Arial" w:cs="Arial"/>
+                <w:sz w:val="20"/>
+                <w:szCs w:val="20"/>
+              </w:rPr>
+            </w:pPr>
+            <w:r>
+              <w:rPr>
+                <w:rFonts w:cs="Arial" w:ascii="Arial" w:hAnsi="Arial"/>
                 <w:b/>
                 <w:bCs/>
                 <w:sz w:val="20"/>
@@ -361,50 +395,61 @@
         <w:tc>
           <w:tcPr>
             <w:tcW w:w="6338" w:type="dxa"/>
-            <w:tcMar>
-              <w:top w:w="60" w:type="dxa"/>
-              <w:left w:w="100" w:type="dxa"/>
-              <w:bottom w:w="60" w:type="dxa"/>
-              <w:right w:w="100" w:type="dxa"/>
-            </w:tcMar>
+            <w:tcBorders>
+              <w:top w:val="single" w:sz="4" w:space="0" w:color="000000"/>
+              <w:start w:val="single" w:sz="4" w:space="0" w:color="000000"/>
+              <w:bottom w:val="single" w:sz="4" w:space="0" w:color="000000"/>
+              <w:end w:val="single" w:sz="4" w:space="0" w:color="000000"/>
+            </w:tcBorders>
             <w:vAlign w:val="center"/>
           </w:tcPr>
           <w:p>
             <w:pPr>
-              <w:spacing w:line="276" w:lineRule="auto"/>
-              <w:rPr>
-                <w:rFonts w:ascii="Arial" w:hAnsi="Arial" w:cs="Arial"/>
-                <w:sz w:val="20"/>
-                <w:szCs w:val="20"/>
-              </w:rPr>
-            </w:pPr>
+              <w:pStyle w:val="Normal"/>
+              <w:spacing w:lineRule="auto" w:line="276"/>
+              <w:rPr>
+                <w:rFonts w:ascii="Arial" w:hAnsi="Arial" w:cs="Arial"/>
+                <w:sz w:val="20"/>
+                <w:szCs w:val="20"/>
+              </w:rPr>
+            </w:pPr>
+            <w:r>
+              <w:rPr>
+                <w:rFonts w:cs="Arial" w:ascii="Arial" w:hAnsi="Arial"/>
+                <w:sz w:val="20"/>
+                <w:szCs w:val="20"/>
+              </w:rPr>
+              <w:t>${inm_ubicacion_ubicacion_completa}</w:t>
+            </w:r>
           </w:p>
         </w:tc>
       </w:tr>
       <w:tr>
+        <w:trPr/>
         <w:tc>
           <w:tcPr>
             <w:tcW w:w="4200" w:type="dxa"/>
-            <w:tcMar>
-              <w:top w:w="60" w:type="dxa"/>
-              <w:left w:w="100" w:type="dxa"/>
-              <w:bottom w:w="60" w:type="dxa"/>
-              <w:right w:w="100" w:type="dxa"/>
-            </w:tcMar>
+            <w:tcBorders>
+              <w:top w:val="single" w:sz="4" w:space="0" w:color="000000"/>
+              <w:start w:val="single" w:sz="4" w:space="0" w:color="000000"/>
+              <w:bottom w:val="single" w:sz="4" w:space="0" w:color="000000"/>
+              <w:end w:val="single" w:sz="4" w:space="0" w:color="000000"/>
+            </w:tcBorders>
             <w:vAlign w:val="center"/>
           </w:tcPr>
           <w:p>
             <w:pPr>
-              <w:spacing w:line="276" w:lineRule="auto"/>
-              <w:rPr>
-                <w:rFonts w:ascii="Arial" w:hAnsi="Arial" w:cs="Arial"/>
-                <w:sz w:val="20"/>
-                <w:szCs w:val="20"/>
-              </w:rPr>
-            </w:pPr>
-            <w:r>
-              <w:rPr>
-                <w:rFonts w:ascii="Arial" w:hAnsi="Arial" w:cs="Arial"/>
+              <w:pStyle w:val="Normal"/>
+              <w:spacing w:lineRule="auto" w:line="276"/>
+              <w:rPr>
+                <w:rFonts w:ascii="Arial" w:hAnsi="Arial" w:cs="Arial"/>
+                <w:sz w:val="20"/>
+                <w:szCs w:val="20"/>
+              </w:rPr>
+            </w:pPr>
+            <w:r>
+              <w:rPr>
+                <w:rFonts w:cs="Arial" w:ascii="Arial" w:hAnsi="Arial"/>
                 <w:b/>
                 <w:bCs/>
                 <w:sz w:val="20"/>
@@ -417,52 +462,63 @@
         <w:tc>
           <w:tcPr>
             <w:tcW w:w="6338" w:type="dxa"/>
-            <w:tcMar>
-              <w:top w:w="60" w:type="dxa"/>
-              <w:left w:w="100" w:type="dxa"/>
-              <w:bottom w:w="60" w:type="dxa"/>
-              <w:right w:w="100" w:type="dxa"/>
-            </w:tcMar>
+            <w:tcBorders>
+              <w:top w:val="single" w:sz="4" w:space="0" w:color="000000"/>
+              <w:start w:val="single" w:sz="4" w:space="0" w:color="000000"/>
+              <w:bottom w:val="single" w:sz="4" w:space="0" w:color="000000"/>
+              <w:end w:val="single" w:sz="4" w:space="0" w:color="000000"/>
+            </w:tcBorders>
             <w:vAlign w:val="center"/>
           </w:tcPr>
           <w:p>
             <w:pPr>
-              <w:spacing w:line="276" w:lineRule="auto"/>
-              <w:rPr>
-                <w:rFonts w:ascii="Arial" w:hAnsi="Arial" w:cs="Arial"/>
-                <w:sz w:val="20"/>
-                <w:szCs w:val="20"/>
-              </w:rPr>
-            </w:pPr>
+              <w:pStyle w:val="Normal"/>
+              <w:spacing w:lineRule="auto" w:line="276"/>
+              <w:rPr>
+                <w:rFonts w:ascii="Arial" w:hAnsi="Arial" w:cs="Arial"/>
+                <w:sz w:val="20"/>
+                <w:szCs w:val="20"/>
+              </w:rPr>
+            </w:pPr>
+            <w:r>
+              <w:rPr>
+                <w:rFonts w:cs="Arial" w:ascii="Arial" w:hAnsi="Arial"/>
+                <w:sz w:val="20"/>
+                <w:szCs w:val="20"/>
+              </w:rPr>
+              <w:t>${inm_ubicacion_cuenta_predial}</w:t>
+            </w:r>
           </w:p>
         </w:tc>
       </w:tr>
       <w:tr>
+        <w:trPr/>
         <w:tc>
           <w:tcPr>
             <w:tcW w:w="4200" w:type="dxa"/>
-            <w:tcMar>
-              <w:top w:w="60" w:type="dxa"/>
-              <w:left w:w="100" w:type="dxa"/>
-              <w:bottom w:w="60" w:type="dxa"/>
-              <w:right w:w="100" w:type="dxa"/>
-            </w:tcMar>
+            <w:tcBorders>
+              <w:top w:val="single" w:sz="4" w:space="0" w:color="000000"/>
+              <w:start w:val="single" w:sz="4" w:space="0" w:color="000000"/>
+              <w:bottom w:val="single" w:sz="4" w:space="0" w:color="000000"/>
+              <w:end w:val="single" w:sz="4" w:space="0" w:color="000000"/>
+            </w:tcBorders>
             <w:vAlign w:val="center"/>
           </w:tcPr>
           <w:p>
             <w:pPr>
-              <w:spacing w:line="276" w:lineRule="auto"/>
-              <w:rPr>
-                <w:rFonts w:ascii="Arial" w:hAnsi="Arial" w:cs="Arial"/>
-                <w:b/>
-                <w:bCs/>
-                <w:sz w:val="20"/>
-                <w:szCs w:val="20"/>
-              </w:rPr>
-            </w:pPr>
-            <w:r>
-              <w:rPr>
-                <w:rFonts w:ascii="Arial" w:hAnsi="Arial" w:cs="Arial"/>
+              <w:pStyle w:val="Normal"/>
+              <w:spacing w:lineRule="auto" w:line="276"/>
+              <w:rPr>
+                <w:rFonts w:ascii="Arial" w:hAnsi="Arial" w:cs="Arial"/>
+                <w:b/>
+                <w:bCs/>
+                <w:sz w:val="20"/>
+                <w:szCs w:val="20"/>
+              </w:rPr>
+            </w:pPr>
+            <w:r>
+              <w:rPr>
+                <w:rFonts w:cs="Arial" w:ascii="Arial" w:hAnsi="Arial"/>
                 <w:b/>
                 <w:bCs/>
                 <w:sz w:val="20"/>
@@ -475,52 +531,63 @@
         <w:tc>
           <w:tcPr>
             <w:tcW w:w="6338" w:type="dxa"/>
-            <w:tcMar>
-              <w:top w:w="60" w:type="dxa"/>
-              <w:left w:w="100" w:type="dxa"/>
-              <w:bottom w:w="60" w:type="dxa"/>
-              <w:right w:w="100" w:type="dxa"/>
-            </w:tcMar>
+            <w:tcBorders>
+              <w:top w:val="single" w:sz="4" w:space="0" w:color="000000"/>
+              <w:start w:val="single" w:sz="4" w:space="0" w:color="000000"/>
+              <w:bottom w:val="single" w:sz="4" w:space="0" w:color="000000"/>
+              <w:end w:val="single" w:sz="4" w:space="0" w:color="000000"/>
+            </w:tcBorders>
             <w:vAlign w:val="center"/>
           </w:tcPr>
           <w:p>
             <w:pPr>
-              <w:spacing w:line="276" w:lineRule="auto"/>
-              <w:rPr>
-                <w:rFonts w:ascii="Arial" w:hAnsi="Arial" w:cs="Arial"/>
-                <w:sz w:val="20"/>
-                <w:szCs w:val="20"/>
-              </w:rPr>
-            </w:pPr>
+              <w:pStyle w:val="Normal"/>
+              <w:spacing w:lineRule="auto" w:line="276"/>
+              <w:rPr>
+                <w:rFonts w:ascii="Arial" w:hAnsi="Arial" w:cs="Arial"/>
+                <w:sz w:val="20"/>
+                <w:szCs w:val="20"/>
+              </w:rPr>
+            </w:pPr>
+            <w:r>
+              <w:rPr>
+                <w:rFonts w:cs="Arial" w:ascii="Arial" w:hAnsi="Arial"/>
+                <w:sz w:val="20"/>
+                <w:szCs w:val="20"/>
+              </w:rPr>
+              <w:t>${inm_ubicacion_numero_escritura}</w:t>
+            </w:r>
           </w:p>
         </w:tc>
       </w:tr>
       <w:tr>
+        <w:trPr/>
         <w:tc>
           <w:tcPr>
             <w:tcW w:w="4200" w:type="dxa"/>
-            <w:tcMar>
-              <w:top w:w="60" w:type="dxa"/>
-              <w:left w:w="100" w:type="dxa"/>
-              <w:bottom w:w="60" w:type="dxa"/>
-              <w:right w:w="100" w:type="dxa"/>
-            </w:tcMar>
+            <w:tcBorders>
+              <w:top w:val="single" w:sz="4" w:space="0" w:color="000000"/>
+              <w:start w:val="single" w:sz="4" w:space="0" w:color="000000"/>
+              <w:bottom w:val="single" w:sz="4" w:space="0" w:color="000000"/>
+              <w:end w:val="single" w:sz="4" w:space="0" w:color="000000"/>
+            </w:tcBorders>
             <w:vAlign w:val="center"/>
           </w:tcPr>
           <w:p>
             <w:pPr>
-              <w:spacing w:line="276" w:lineRule="auto"/>
-              <w:rPr>
-                <w:rFonts w:ascii="Arial" w:hAnsi="Arial" w:cs="Arial"/>
-                <w:b/>
-                <w:bCs/>
-                <w:sz w:val="20"/>
-                <w:szCs w:val="20"/>
-              </w:rPr>
-            </w:pPr>
-            <w:r>
-              <w:rPr>
-                <w:rFonts w:ascii="Arial" w:hAnsi="Arial" w:cs="Arial"/>
+              <w:pStyle w:val="Normal"/>
+              <w:spacing w:lineRule="auto" w:line="276"/>
+              <w:rPr>
+                <w:rFonts w:ascii="Arial" w:hAnsi="Arial" w:cs="Arial"/>
+                <w:b/>
+                <w:bCs/>
+                <w:sz w:val="20"/>
+                <w:szCs w:val="20"/>
+              </w:rPr>
+            </w:pPr>
+            <w:r>
+              <w:rPr>
+                <w:rFonts w:cs="Arial" w:ascii="Arial" w:hAnsi="Arial"/>
                 <w:b/>
                 <w:bCs/>
                 <w:sz w:val="20"/>
@@ -533,52 +600,63 @@
         <w:tc>
           <w:tcPr>
             <w:tcW w:w="6338" w:type="dxa"/>
-            <w:tcMar>
-              <w:top w:w="60" w:type="dxa"/>
-              <w:left w:w="100" w:type="dxa"/>
-              <w:bottom w:w="60" w:type="dxa"/>
-              <w:right w:w="100" w:type="dxa"/>
-            </w:tcMar>
+            <w:tcBorders>
+              <w:top w:val="single" w:sz="4" w:space="0" w:color="000000"/>
+              <w:start w:val="single" w:sz="4" w:space="0" w:color="000000"/>
+              <w:bottom w:val="single" w:sz="4" w:space="0" w:color="000000"/>
+              <w:end w:val="single" w:sz="4" w:space="0" w:color="000000"/>
+            </w:tcBorders>
             <w:vAlign w:val="center"/>
           </w:tcPr>
           <w:p>
             <w:pPr>
-              <w:spacing w:line="276" w:lineRule="auto"/>
-              <w:rPr>
-                <w:rFonts w:ascii="Arial" w:hAnsi="Arial" w:cs="Arial"/>
-                <w:sz w:val="20"/>
-                <w:szCs w:val="20"/>
-              </w:rPr>
-            </w:pPr>
+              <w:pStyle w:val="Normal"/>
+              <w:spacing w:lineRule="auto" w:line="276"/>
+              <w:rPr>
+                <w:rFonts w:ascii="Arial" w:hAnsi="Arial" w:cs="Arial"/>
+                <w:sz w:val="20"/>
+                <w:szCs w:val="20"/>
+              </w:rPr>
+            </w:pPr>
+            <w:r>
+              <w:rPr>
+                <w:rFonts w:cs="Arial" w:ascii="Arial" w:hAnsi="Arial"/>
+                <w:sz w:val="20"/>
+                <w:szCs w:val="20"/>
+              </w:rPr>
+              <w:t>${inm_ubicacion_numero_notaria}</w:t>
+            </w:r>
           </w:p>
         </w:tc>
       </w:tr>
       <w:tr>
+        <w:trPr/>
         <w:tc>
           <w:tcPr>
             <w:tcW w:w="4200" w:type="dxa"/>
-            <w:tcMar>
-              <w:top w:w="60" w:type="dxa"/>
-              <w:left w:w="100" w:type="dxa"/>
-              <w:bottom w:w="60" w:type="dxa"/>
-              <w:right w:w="100" w:type="dxa"/>
-            </w:tcMar>
+            <w:tcBorders>
+              <w:top w:val="single" w:sz="4" w:space="0" w:color="000000"/>
+              <w:start w:val="single" w:sz="4" w:space="0" w:color="000000"/>
+              <w:bottom w:val="single" w:sz="4" w:space="0" w:color="000000"/>
+              <w:end w:val="single" w:sz="4" w:space="0" w:color="000000"/>
+            </w:tcBorders>
             <w:vAlign w:val="center"/>
           </w:tcPr>
           <w:p>
             <w:pPr>
-              <w:spacing w:line="276" w:lineRule="auto"/>
-              <w:rPr>
-                <w:rFonts w:ascii="Arial" w:hAnsi="Arial" w:cs="Arial"/>
-                <w:b/>
-                <w:bCs/>
-                <w:sz w:val="20"/>
-                <w:szCs w:val="20"/>
-              </w:rPr>
-            </w:pPr>
-            <w:r>
-              <w:rPr>
-                <w:rFonts w:ascii="Arial" w:hAnsi="Arial" w:cs="Arial"/>
+              <w:pStyle w:val="Normal"/>
+              <w:spacing w:lineRule="auto" w:line="276"/>
+              <w:rPr>
+                <w:rFonts w:ascii="Arial" w:hAnsi="Arial" w:cs="Arial"/>
+                <w:b/>
+                <w:bCs/>
+                <w:sz w:val="20"/>
+                <w:szCs w:val="20"/>
+              </w:rPr>
+            </w:pPr>
+            <w:r>
+              <w:rPr>
+                <w:rFonts w:cs="Arial" w:ascii="Arial" w:hAnsi="Arial"/>
                 <w:b/>
                 <w:bCs/>
                 <w:sz w:val="20"/>
@@ -591,50 +669,61 @@
         <w:tc>
           <w:tcPr>
             <w:tcW w:w="6338" w:type="dxa"/>
-            <w:tcMar>
-              <w:top w:w="60" w:type="dxa"/>
-              <w:left w:w="100" w:type="dxa"/>
-              <w:bottom w:w="60" w:type="dxa"/>
-              <w:right w:w="100" w:type="dxa"/>
-            </w:tcMar>
+            <w:tcBorders>
+              <w:top w:val="single" w:sz="4" w:space="0" w:color="000000"/>
+              <w:start w:val="single" w:sz="4" w:space="0" w:color="000000"/>
+              <w:bottom w:val="single" w:sz="4" w:space="0" w:color="000000"/>
+              <w:end w:val="single" w:sz="4" w:space="0" w:color="000000"/>
+            </w:tcBorders>
             <w:vAlign w:val="center"/>
           </w:tcPr>
           <w:p>
             <w:pPr>
-              <w:spacing w:line="276" w:lineRule="auto"/>
-              <w:rPr>
-                <w:rFonts w:ascii="Arial" w:hAnsi="Arial" w:cs="Arial"/>
-                <w:sz w:val="20"/>
-                <w:szCs w:val="20"/>
-              </w:rPr>
-            </w:pPr>
+              <w:pStyle w:val="Normal"/>
+              <w:spacing w:lineRule="auto" w:line="276"/>
+              <w:rPr>
+                <w:rFonts w:ascii="Arial" w:hAnsi="Arial" w:cs="Arial"/>
+                <w:sz w:val="20"/>
+                <w:szCs w:val="20"/>
+              </w:rPr>
+            </w:pPr>
+            <w:r>
+              <w:rPr>
+                <w:rFonts w:cs="Arial" w:ascii="Arial" w:hAnsi="Arial"/>
+                <w:sz w:val="20"/>
+                <w:szCs w:val="20"/>
+              </w:rPr>
+              <w:t>${inm_ubicacion_nombre_notario}</w:t>
+            </w:r>
           </w:p>
         </w:tc>
       </w:tr>
       <w:tr>
+        <w:trPr/>
         <w:tc>
           <w:tcPr>
             <w:tcW w:w="4200" w:type="dxa"/>
-            <w:tcMar>
-              <w:top w:w="60" w:type="dxa"/>
-              <w:left w:w="100" w:type="dxa"/>
-              <w:bottom w:w="60" w:type="dxa"/>
-              <w:right w:w="100" w:type="dxa"/>
-            </w:tcMar>
+            <w:tcBorders>
+              <w:top w:val="single" w:sz="4" w:space="0" w:color="000000"/>
+              <w:start w:val="single" w:sz="4" w:space="0" w:color="000000"/>
+              <w:bottom w:val="single" w:sz="4" w:space="0" w:color="000000"/>
+              <w:end w:val="single" w:sz="4" w:space="0" w:color="000000"/>
+            </w:tcBorders>
             <w:vAlign w:val="center"/>
           </w:tcPr>
           <w:p>
             <w:pPr>
-              <w:spacing w:line="276" w:lineRule="auto"/>
-              <w:rPr>
-                <w:rFonts w:ascii="Arial" w:hAnsi="Arial" w:cs="Arial"/>
-                <w:sz w:val="20"/>
-                <w:szCs w:val="20"/>
-              </w:rPr>
-            </w:pPr>
-            <w:r>
-              <w:rPr>
-                <w:rFonts w:ascii="Arial" w:hAnsi="Arial" w:cs="Arial"/>
+              <w:pStyle w:val="Normal"/>
+              <w:spacing w:lineRule="auto" w:line="276"/>
+              <w:rPr>
+                <w:rFonts w:ascii="Arial" w:hAnsi="Arial" w:cs="Arial"/>
+                <w:sz w:val="20"/>
+                <w:szCs w:val="20"/>
+              </w:rPr>
+            </w:pPr>
+            <w:r>
+              <w:rPr>
+                <w:rFonts w:cs="Arial" w:ascii="Arial" w:hAnsi="Arial"/>
                 <w:b/>
                 <w:bCs/>
                 <w:sz w:val="20"/>
@@ -647,30 +736,40 @@
         <w:tc>
           <w:tcPr>
             <w:tcW w:w="6338" w:type="dxa"/>
-            <w:tcMar>
-              <w:top w:w="60" w:type="dxa"/>
-              <w:left w:w="100" w:type="dxa"/>
-              <w:bottom w:w="60" w:type="dxa"/>
-              <w:right w:w="100" w:type="dxa"/>
-            </w:tcMar>
+            <w:tcBorders>
+              <w:top w:val="single" w:sz="4" w:space="0" w:color="000000"/>
+              <w:start w:val="single" w:sz="4" w:space="0" w:color="000000"/>
+              <w:bottom w:val="single" w:sz="4" w:space="0" w:color="000000"/>
+              <w:end w:val="single" w:sz="4" w:space="0" w:color="000000"/>
+            </w:tcBorders>
             <w:vAlign w:val="center"/>
           </w:tcPr>
           <w:p>
             <w:pPr>
-              <w:spacing w:line="276" w:lineRule="auto"/>
-              <w:rPr>
-                <w:rFonts w:ascii="Arial" w:hAnsi="Arial" w:cs="Arial"/>
-                <w:sz w:val="20"/>
-                <w:szCs w:val="20"/>
-              </w:rPr>
-            </w:pPr>
+              <w:pStyle w:val="Normal"/>
+              <w:spacing w:lineRule="auto" w:line="276"/>
+              <w:rPr>
+                <w:rFonts w:ascii="Arial" w:hAnsi="Arial" w:cs="Arial"/>
+                <w:sz w:val="20"/>
+                <w:szCs w:val="20"/>
+              </w:rPr>
+            </w:pPr>
+            <w:r>
+              <w:rPr>
+                <w:rFonts w:cs="Arial" w:ascii="Arial" w:hAnsi="Arial"/>
+                <w:sz w:val="20"/>
+                <w:szCs w:val="20"/>
+              </w:rPr>
+              <w:t>${inm_ubicacion_folio_registro_publico}</w:t>
+            </w:r>
           </w:p>
         </w:tc>
       </w:tr>
     </w:tbl>
     <w:p>
       <w:pPr>
-        <w:spacing w:after="160" w:line="276" w:lineRule="auto"/>
+        <w:pStyle w:val="Normal"/>
+        <w:spacing w:lineRule="auto" w:line="276" w:before="0" w:after="160"/>
         <w:jc w:val="both"/>
         <w:rPr>
           <w:rFonts w:ascii="Arial" w:hAnsi="Arial" w:cs="Arial"/>
@@ -678,10 +777,18 @@
           <w:szCs w:val="20"/>
         </w:rPr>
       </w:pPr>
+      <w:r>
+        <w:rPr>
+          <w:rFonts w:cs="Arial" w:ascii="Arial" w:hAnsi="Arial"/>
+          <w:sz w:val="20"/>
+          <w:szCs w:val="20"/>
+        </w:rPr>
+      </w:r>
     </w:p>
     <w:p>
       <w:pPr>
-        <w:spacing w:after="120" w:line="276" w:lineRule="auto"/>
+        <w:pStyle w:val="Normal"/>
+        <w:spacing w:lineRule="auto" w:line="276" w:before="0" w:after="120"/>
         <w:jc w:val="both"/>
         <w:rPr>
           <w:rFonts w:ascii="Arial" w:hAnsi="Arial" w:cs="Arial"/>
@@ -693,7 +800,7 @@
       </w:pPr>
       <w:r>
         <w:rPr>
-          <w:rFonts w:ascii="Arial" w:hAnsi="Arial" w:cs="Arial"/>
+          <w:rFonts w:cs="Arial" w:ascii="Arial" w:hAnsi="Arial"/>
           <w:b/>
           <w:bCs/>
           <w:sz w:val="20"/>
@@ -704,7 +811,8 @@
     </w:p>
     <w:p>
       <w:pPr>
-        <w:spacing w:after="120" w:line="276" w:lineRule="auto"/>
+        <w:pStyle w:val="Normal"/>
+        <w:spacing w:lineRule="auto" w:line="276" w:before="0" w:after="120"/>
         <w:jc w:val="both"/>
         <w:rPr>
           <w:rFonts w:ascii="Arial" w:hAnsi="Arial" w:cs="Arial"/>
@@ -714,43 +822,36 @@
       </w:pPr>
       <w:r>
         <w:rPr>
-          <w:rFonts w:ascii="Arial" w:hAnsi="Arial" w:cs="Arial"/>
-          <w:sz w:val="20"/>
-          <w:szCs w:val="20"/>
-        </w:rPr>
-        <w:t>Todos los gastos, costos y erogaciones de carácter administrativo, de gestión, de obra y de comercialización que se generen con motivo de la adecuación, rehabilitación, remodelación, construcción, conservación, administración y venta de EL INMUEBLE serán cubiertos en su totalidad y por cuenta exclusiva de LA INMOBILIARIA, quedando comprendidos de manera enunciativa mas no limitativa los materiales, insumos y acabados, la mano de obra, los contratistas y subcontratistas, la supervisión y dirección de obra, las licencias, permisos, dictámenes y trámites relacionados con la ejecución de los trabajos, las conexiones, consumos y servicios de agua potable y drenaje causados durante la</w:t>
-      </w:r>
-      <w:r>
-        <w:rPr>
-          <w:rFonts w:ascii="Arial" w:hAnsi="Arial" w:cs="Arial"/>
-          <w:sz w:val="20"/>
-          <w:szCs w:val="20"/>
-        </w:rPr>
-        <w:t xml:space="preserve"> prestación del servicio</w:t>
-      </w:r>
-      <w:r>
-        <w:rPr>
-          <w:rFonts w:ascii="Arial" w:hAnsi="Arial" w:cs="Arial"/>
-          <w:sz w:val="20"/>
-          <w:szCs w:val="20"/>
-        </w:rPr>
-        <w:t>, los gastos de vigilancia, limpieza, seguros y mantenimiento del inmueble, los honorarios de asesores, gestores y personal a cargo de LA INMOBILIARIA, así como los gastos de promoción, publicidad, comercialización y las comisiones derivadas de la intermediación en la venta, sin que ninguno de dichos conceptos se repercuta, deduzca, descuente ni reclame a EL CLIENTE, liberándose a EL CLIENTE de toda obligación de pago frente a contratistas, proveedores, prestadores de servicios, autoridades y cualquier tercero por dichos conceptos.</w:t>
+          <w:rFonts w:cs="Arial" w:ascii="Arial" w:hAnsi="Arial"/>
+          <w:sz w:val="20"/>
+          <w:szCs w:val="20"/>
+        </w:rPr>
+        <w:t>Todos los gastos, costos y erogaciones de carácter administrativo, de gestión, de obra y de comercialización que se generen con motivo de la adecuación, rehabilitación, remodelación, construcción, conservación, administración y venta de EL INMUEBLE serán cubiertos en su totalidad y por cuenta exclusiva de LA INMOBILIARIA, quedando comprendidos de manera enunciativa mas no limitativa los materiales, insumos y acabados, la mano de obra, los contratistas y subcontratistas, la supervisión y dirección de obra, las licencias, permisos, dictámenes y trámites relacionados con la ejecución de los trabajos, las conexiones, consumos y servicios de agua potable y drenaje causados durante la prestación del servicio, los gastos de vigilancia, limpieza, seguros y mantenimiento del inmueble, los honorarios de asesores, gestores y personal a cargo de LA INMOBILIARIA, así como los gastos de promoción, publicidad, comercialización y las comisiones derivadas de la intermediación en la venta, sin que ninguno de dichos conceptos se repercuta, deduzca, descuente ni reclame a EL CLIENTE, liberándose a EL CLIENTE de toda obligación de pago frente a contratistas, proveedores, prestadores de servicios, autoridades y cualquier tercero por dichos conceptos.</w:t>
       </w:r>
     </w:p>
     <w:p>
       <w:pPr>
-        <w:spacing w:after="120" w:line="276" w:lineRule="auto"/>
+        <w:pStyle w:val="Normal"/>
+        <w:spacing w:lineRule="auto" w:line="276" w:before="0" w:after="120"/>
         <w:jc w:val="both"/>
         <w:rPr>
           <w:rFonts w:ascii="Arial" w:hAnsi="Arial" w:cs="Arial"/>
-          <w:sz w:val="20"/>
-          <w:szCs w:val="20"/>
+          <w:sz w:val="14"/>
+          <w:szCs w:val="14"/>
         </w:rPr>
       </w:pPr>
+      <w:r>
+        <w:rPr>
+          <w:rFonts w:cs="Arial" w:ascii="Arial" w:hAnsi="Arial"/>
+          <w:sz w:val="14"/>
+          <w:szCs w:val="14"/>
+        </w:rPr>
+      </w:r>
     </w:p>
     <w:p>
       <w:pPr>
-        <w:spacing w:after="120" w:line="276" w:lineRule="auto"/>
+        <w:pStyle w:val="Normal"/>
+        <w:spacing w:lineRule="auto" w:line="276" w:before="0" w:after="120"/>
         <w:jc w:val="both"/>
         <w:rPr>
           <w:rFonts w:ascii="Arial" w:hAnsi="Arial" w:cs="Arial"/>
@@ -762,7 +863,7 @@
       </w:pPr>
       <w:r>
         <w:rPr>
-          <w:rFonts w:ascii="Arial" w:hAnsi="Arial" w:cs="Arial"/>
+          <w:rFonts w:cs="Arial" w:ascii="Arial" w:hAnsi="Arial"/>
           <w:b/>
           <w:bCs/>
           <w:sz w:val="20"/>
@@ -773,7 +874,8 @@
     </w:p>
     <w:p>
       <w:pPr>
-        <w:spacing w:line="276" w:lineRule="auto"/>
+        <w:pStyle w:val="Normal"/>
+        <w:spacing w:lineRule="auto" w:line="276"/>
         <w:jc w:val="both"/>
         <w:rPr>
           <w:rFonts w:ascii="Arial" w:hAnsi="Arial" w:cs="Arial"/>
@@ -783,7 +885,7 @@
       </w:pPr>
       <w:r>
         <w:rPr>
-          <w:rFonts w:ascii="Arial" w:hAnsi="Arial" w:cs="Arial"/>
+          <w:rFonts w:cs="Arial" w:ascii="Arial" w:hAnsi="Arial"/>
           <w:sz w:val="20"/>
           <w:szCs w:val="20"/>
         </w:rPr>
@@ -792,7 +894,8 @@
     </w:p>
     <w:p>
       <w:pPr>
-        <w:spacing w:line="276" w:lineRule="auto"/>
+        <w:pStyle w:val="Normal"/>
+        <w:spacing w:lineRule="auto" w:line="276"/>
         <w:rPr>
           <w:rFonts w:ascii="Arial" w:hAnsi="Arial" w:cs="Arial"/>
           <w:b/>
@@ -801,10 +904,20 @@
           <w:szCs w:val="20"/>
         </w:rPr>
       </w:pPr>
+      <w:r>
+        <w:rPr>
+          <w:rFonts w:cs="Arial" w:ascii="Arial" w:hAnsi="Arial"/>
+          <w:b/>
+          <w:bCs/>
+          <w:sz w:val="20"/>
+          <w:szCs w:val="20"/>
+        </w:rPr>
+      </w:r>
     </w:p>
     <w:p>
       <w:pPr>
-        <w:spacing w:line="276" w:lineRule="auto"/>
+        <w:pStyle w:val="Normal"/>
+        <w:spacing w:lineRule="auto" w:line="276"/>
         <w:rPr>
           <w:rFonts w:ascii="Arial" w:hAnsi="Arial" w:cs="Arial"/>
           <w:b/>
@@ -813,10 +926,20 @@
           <w:szCs w:val="20"/>
         </w:rPr>
       </w:pPr>
+      <w:r>
+        <w:rPr>
+          <w:rFonts w:cs="Arial" w:ascii="Arial" w:hAnsi="Arial"/>
+          <w:b/>
+          <w:bCs/>
+          <w:sz w:val="20"/>
+          <w:szCs w:val="20"/>
+        </w:rPr>
+      </w:r>
     </w:p>
     <w:p>
       <w:pPr>
-        <w:spacing w:after="120" w:line="276" w:lineRule="auto"/>
+        <w:pStyle w:val="Normal"/>
+        <w:spacing w:lineRule="auto" w:line="276" w:before="0" w:after="120"/>
         <w:jc w:val="both"/>
         <w:rPr>
           <w:rFonts w:ascii="Arial" w:hAnsi="Arial" w:cs="Arial"/>
@@ -826,7 +949,7 @@
       </w:pPr>
       <w:r>
         <w:rPr>
-          <w:rFonts w:ascii="Arial" w:hAnsi="Arial" w:cs="Arial"/>
+          <w:rFonts w:cs="Arial" w:ascii="Arial" w:hAnsi="Arial"/>
           <w:b/>
           <w:bCs/>
           <w:sz w:val="20"/>
@@ -837,7 +960,8 @@
     </w:p>
     <w:p>
       <w:pPr>
-        <w:spacing w:after="400" w:line="276" w:lineRule="auto"/>
+        <w:pStyle w:val="Normal"/>
+        <w:spacing w:lineRule="auto" w:line="276" w:before="0" w:after="400"/>
         <w:jc w:val="both"/>
         <w:rPr>
           <w:rFonts w:ascii="Arial" w:hAnsi="Arial" w:cs="Arial"/>
@@ -847,7 +971,7 @@
       </w:pPr>
       <w:r>
         <w:rPr>
-          <w:rFonts w:ascii="Arial" w:hAnsi="Arial" w:cs="Arial"/>
+          <w:rFonts w:cs="Arial" w:ascii="Arial" w:hAnsi="Arial"/>
           <w:sz w:val="20"/>
           <w:szCs w:val="20"/>
         </w:rPr>
@@ -856,7 +980,8 @@
     </w:p>
     <w:p>
       <w:pPr>
-        <w:spacing w:after="400" w:line="276" w:lineRule="auto"/>
+        <w:pStyle w:val="Normal"/>
+        <w:spacing w:lineRule="auto" w:line="276" w:before="0" w:after="400"/>
         <w:jc w:val="both"/>
         <w:rPr>
           <w:rFonts w:ascii="Arial" w:hAnsi="Arial" w:cs="Arial"/>
@@ -864,42 +989,43 @@
           <w:szCs w:val="20"/>
         </w:rPr>
       </w:pPr>
+      <w:r>
+        <w:rPr>
+          <w:rFonts w:cs="Arial" w:ascii="Arial" w:hAnsi="Arial"/>
+          <w:sz w:val="20"/>
+          <w:szCs w:val="20"/>
+        </w:rPr>
+      </w:r>
     </w:p>
     <w:tbl>
       <w:tblPr>
         <w:tblW w:w="10538" w:type="dxa"/>
-        <w:tblBorders>
-          <w:top w:val="none" w:sz="0" w:space="0" w:color="FFFFFF"/>
-          <w:left w:val="none" w:sz="0" w:space="0" w:color="FFFFFF"/>
-          <w:bottom w:val="none" w:sz="0" w:space="0" w:color="FFFFFF"/>
-          <w:right w:val="none" w:sz="0" w:space="0" w:color="FFFFFF"/>
-          <w:insideH w:val="none" w:sz="0" w:space="0" w:color="FFFFFF"/>
-          <w:insideV w:val="none" w:sz="0" w:space="0" w:color="FFFFFF"/>
-        </w:tblBorders>
+        <w:jc w:val="start"/>
+        <w:tblInd w:w="0" w:type="dxa"/>
+        <w:tblLayout w:type="fixed"/>
         <w:tblCellMar>
-          <w:left w:w="10" w:type="dxa"/>
-          <w:right w:w="10" w:type="dxa"/>
+          <w:top w:w="0" w:type="dxa"/>
+          <w:start w:w="10" w:type="dxa"/>
+          <w:bottom w:w="0" w:type="dxa"/>
+          <w:end w:w="10" w:type="dxa"/>
         </w:tblCellMar>
-        <w:tblLook w:val="0000" w:firstRow="0" w:lastRow="0" w:firstColumn="0" w:lastColumn="0" w:noHBand="0" w:noVBand="0"/>
+        <w:tblLook w:noHBand="0" w:noVBand="0" w:firstColumn="0" w:lastRow="0" w:lastColumn="0" w:firstRow="0" w:val="0000"/>
       </w:tblPr>
       <w:tblGrid>
         <w:gridCol w:w="5269"/>
         <w:gridCol w:w="5269"/>
       </w:tblGrid>
       <w:tr>
+        <w:trPr/>
         <w:tc>
           <w:tcPr>
             <w:tcW w:w="5269" w:type="dxa"/>
-            <w:tcBorders>
-              <w:top w:val="none" w:sz="0" w:space="0" w:color="FFFFFF"/>
-              <w:left w:val="none" w:sz="0" w:space="0" w:color="FFFFFF"/>
-              <w:bottom w:val="none" w:sz="0" w:space="0" w:color="FFFFFF"/>
-              <w:right w:val="none" w:sz="0" w:space="0" w:color="FFFFFF"/>
-            </w:tcBorders>
+            <w:tcBorders/>
           </w:tcPr>
           <w:p>
             <w:pPr>
-              <w:spacing w:after="240" w:line="276" w:lineRule="auto"/>
+              <w:pStyle w:val="Normal"/>
+              <w:spacing w:lineRule="auto" w:line="276" w:before="0" w:after="240"/>
               <w:jc w:val="center"/>
               <w:rPr>
                 <w:rFonts w:ascii="Arial" w:hAnsi="Arial" w:cs="Arial"/>
@@ -909,7 +1035,7 @@
             </w:pPr>
             <w:r>
               <w:rPr>
-                <w:rFonts w:ascii="Arial" w:hAnsi="Arial" w:cs="Arial"/>
+                <w:rFonts w:cs="Arial" w:ascii="Arial" w:hAnsi="Arial"/>
                 <w:b/>
                 <w:bCs/>
                 <w:sz w:val="20"/>
@@ -920,7 +1046,8 @@
           </w:p>
           <w:p>
             <w:pPr>
-              <w:spacing w:after="60" w:line="276" w:lineRule="auto"/>
+              <w:pStyle w:val="Normal"/>
+              <w:spacing w:lineRule="auto" w:line="276" w:before="0" w:after="60"/>
               <w:jc w:val="center"/>
               <w:rPr>
                 <w:rFonts w:ascii="Arial" w:hAnsi="Arial" w:cs="Arial"/>
@@ -930,7 +1057,7 @@
             </w:pPr>
             <w:r>
               <w:rPr>
-                <w:rFonts w:ascii="Arial" w:hAnsi="Arial" w:cs="Arial"/>
+                <w:rFonts w:cs="Arial" w:ascii="Arial" w:hAnsi="Arial"/>
                 <w:sz w:val="20"/>
                 <w:szCs w:val="20"/>
               </w:rPr>
@@ -939,7 +1066,8 @@
           </w:p>
           <w:p>
             <w:pPr>
-              <w:spacing w:line="276" w:lineRule="auto"/>
+              <w:pStyle w:val="Normal"/>
+              <w:spacing w:lineRule="auto" w:line="276"/>
               <w:jc w:val="center"/>
               <w:rPr>
                 <w:rFonts w:ascii="Arial" w:hAnsi="Arial" w:cs="Arial"/>
@@ -949,7 +1077,7 @@
             </w:pPr>
             <w:r>
               <w:rPr>
-                <w:rFonts w:ascii="Arial" w:hAnsi="Arial" w:cs="Arial"/>
+                <w:rFonts w:cs="Arial" w:ascii="Arial" w:hAnsi="Arial"/>
                 <w:b/>
                 <w:bCs/>
                 <w:sz w:val="20"/>
@@ -962,16 +1090,12 @@
         <w:tc>
           <w:tcPr>
             <w:tcW w:w="5269" w:type="dxa"/>
-            <w:tcBorders>
-              <w:top w:val="none" w:sz="0" w:space="0" w:color="FFFFFF"/>
-              <w:left w:val="none" w:sz="0" w:space="0" w:color="FFFFFF"/>
-              <w:bottom w:val="none" w:sz="0" w:space="0" w:color="FFFFFF"/>
-              <w:right w:val="none" w:sz="0" w:space="0" w:color="FFFFFF"/>
-            </w:tcBorders>
+            <w:tcBorders/>
           </w:tcPr>
           <w:p>
             <w:pPr>
-              <w:spacing w:after="240" w:line="276" w:lineRule="auto"/>
+              <w:pStyle w:val="Normal"/>
+              <w:spacing w:lineRule="auto" w:line="276" w:before="0" w:after="240"/>
               <w:jc w:val="center"/>
               <w:rPr>
                 <w:rFonts w:ascii="Arial" w:hAnsi="Arial" w:cs="Arial"/>
@@ -981,7 +1105,7 @@
             </w:pPr>
             <w:r>
               <w:rPr>
-                <w:rFonts w:ascii="Arial" w:hAnsi="Arial" w:cs="Arial"/>
+                <w:rFonts w:cs="Arial" w:ascii="Arial" w:hAnsi="Arial"/>
                 <w:b/>
                 <w:bCs/>
                 <w:sz w:val="20"/>
@@ -992,7 +1116,8 @@
           </w:p>
           <w:p>
             <w:pPr>
-              <w:spacing w:after="60" w:line="276" w:lineRule="auto"/>
+              <w:pStyle w:val="Normal"/>
+              <w:spacing w:lineRule="auto" w:line="276" w:before="0" w:after="60"/>
               <w:jc w:val="center"/>
               <w:rPr>
                 <w:rFonts w:ascii="Arial" w:hAnsi="Arial" w:cs="Arial"/>
@@ -1002,7 +1127,7 @@
             </w:pPr>
             <w:r>
               <w:rPr>
-                <w:rFonts w:ascii="Arial" w:hAnsi="Arial" w:cs="Arial"/>
+                <w:rFonts w:cs="Arial" w:ascii="Arial" w:hAnsi="Arial"/>
                 <w:sz w:val="20"/>
                 <w:szCs w:val="20"/>
               </w:rPr>
@@ -1011,7 +1136,8 @@
           </w:p>
           <w:p>
             <w:pPr>
-              <w:spacing w:line="276" w:lineRule="auto"/>
+              <w:pStyle w:val="Normal"/>
+              <w:spacing w:lineRule="auto" w:line="276"/>
               <w:jc w:val="center"/>
               <w:rPr>
                 <w:rFonts w:ascii="Arial" w:hAnsi="Arial" w:cs="Arial"/>
@@ -1021,31 +1147,28 @@
             </w:pPr>
             <w:r>
               <w:rPr>
-                <w:rFonts w:ascii="Arial" w:hAnsi="Arial" w:cs="Arial"/>
-                <w:b/>
-                <w:bCs/>
-                <w:sz w:val="20"/>
-                <w:szCs w:val="20"/>
-              </w:rPr>
-              <w:t>Por su propio derecho.</w:t>
+                <w:rFonts w:cs="Arial" w:ascii="Arial" w:hAnsi="Arial"/>
+                <w:b/>
+                <w:bCs/>
+                <w:sz w:val="20"/>
+                <w:szCs w:val="20"/>
+              </w:rPr>
+              <w:t>Por su propio derecho ${inm_ubicacion_razon_social}.</w:t>
             </w:r>
           </w:p>
         </w:tc>
       </w:tr>
       <w:tr>
+        <w:trPr/>
         <w:tc>
           <w:tcPr>
             <w:tcW w:w="5269" w:type="dxa"/>
-            <w:tcBorders>
-              <w:top w:val="none" w:sz="0" w:space="0" w:color="FFFFFF"/>
-              <w:left w:val="none" w:sz="0" w:space="0" w:color="FFFFFF"/>
-              <w:bottom w:val="none" w:sz="0" w:space="0" w:color="FFFFFF"/>
-              <w:right w:val="none" w:sz="0" w:space="0" w:color="FFFFFF"/>
-            </w:tcBorders>
+            <w:tcBorders/>
           </w:tcPr>
           <w:p>
             <w:pPr>
-              <w:spacing w:after="240" w:line="276" w:lineRule="auto"/>
+              <w:pStyle w:val="Normal"/>
+              <w:spacing w:lineRule="auto" w:line="276" w:before="0" w:after="240"/>
               <w:jc w:val="center"/>
               <w:rPr>
                 <w:rFonts w:ascii="Arial" w:hAnsi="Arial" w:cs="Arial"/>
@@ -1055,10 +1178,20 @@
                 <w:szCs w:val="20"/>
               </w:rPr>
             </w:pPr>
-          </w:p>
-          <w:p>
-            <w:pPr>
-              <w:spacing w:after="240" w:line="276" w:lineRule="auto"/>
+            <w:r>
+              <w:rPr>
+                <w:rFonts w:cs="Arial" w:ascii="Arial" w:hAnsi="Arial"/>
+                <w:b/>
+                <w:bCs/>
+                <w:sz w:val="20"/>
+                <w:szCs w:val="20"/>
+              </w:rPr>
+            </w:r>
+          </w:p>
+          <w:p>
+            <w:pPr>
+              <w:pStyle w:val="Normal"/>
+              <w:spacing w:lineRule="auto" w:line="276" w:before="0" w:after="240"/>
               <w:jc w:val="center"/>
               <w:rPr>
                 <w:rFonts w:ascii="Arial" w:hAnsi="Arial" w:cs="Arial"/>
@@ -1068,21 +1201,26 @@
                 <w:szCs w:val="20"/>
               </w:rPr>
             </w:pPr>
+            <w:r>
+              <w:rPr>
+                <w:rFonts w:cs="Arial" w:ascii="Arial" w:hAnsi="Arial"/>
+                <w:b/>
+                <w:bCs/>
+                <w:sz w:val="20"/>
+                <w:szCs w:val="20"/>
+              </w:rPr>
+            </w:r>
           </w:p>
         </w:tc>
         <w:tc>
           <w:tcPr>
             <w:tcW w:w="5269" w:type="dxa"/>
-            <w:tcBorders>
-              <w:top w:val="none" w:sz="0" w:space="0" w:color="FFFFFF"/>
-              <w:left w:val="none" w:sz="0" w:space="0" w:color="FFFFFF"/>
-              <w:bottom w:val="none" w:sz="0" w:space="0" w:color="FFFFFF"/>
-              <w:right w:val="none" w:sz="0" w:space="0" w:color="FFFFFF"/>
-            </w:tcBorders>
+            <w:tcBorders/>
           </w:tcPr>
           <w:p>
             <w:pPr>
-              <w:spacing w:after="240" w:line="276" w:lineRule="auto"/>
+              <w:pStyle w:val="Normal"/>
+              <w:spacing w:lineRule="auto" w:line="276" w:before="0" w:after="240"/>
               <w:jc w:val="center"/>
               <w:rPr>
                 <w:rFonts w:ascii="Arial" w:hAnsi="Arial" w:cs="Arial"/>
@@ -1092,55 +1230,66 @@
                 <w:szCs w:val="20"/>
               </w:rPr>
             </w:pPr>
+            <w:r>
+              <w:rPr>
+                <w:rFonts w:cs="Arial" w:ascii="Arial" w:hAnsi="Arial"/>
+                <w:b/>
+                <w:bCs/>
+                <w:sz w:val="20"/>
+                <w:szCs w:val="20"/>
+              </w:rPr>
+            </w:r>
           </w:p>
         </w:tc>
       </w:tr>
     </w:tbl>
     <w:p>
       <w:pPr>
-        <w:spacing w:line="276" w:lineRule="auto"/>
+        <w:pStyle w:val="Normal"/>
+        <w:spacing w:lineRule="auto" w:line="276"/>
         <w:rPr>
           <w:rFonts w:ascii="Arial" w:hAnsi="Arial" w:cs="Arial"/>
           <w:sz w:val="20"/>
           <w:szCs w:val="20"/>
         </w:rPr>
       </w:pPr>
+      <w:r>
+        <w:rPr>
+          <w:rFonts w:cs="Arial" w:ascii="Arial" w:hAnsi="Arial"/>
+          <w:sz w:val="20"/>
+          <w:szCs w:val="20"/>
+        </w:rPr>
+      </w:r>
     </w:p>
     <w:tbl>
       <w:tblPr>
         <w:tblW w:w="10538" w:type="dxa"/>
-        <w:tblBorders>
-          <w:top w:val="none" w:sz="0" w:space="0" w:color="FFFFFF"/>
-          <w:left w:val="none" w:sz="0" w:space="0" w:color="FFFFFF"/>
-          <w:bottom w:val="none" w:sz="0" w:space="0" w:color="FFFFFF"/>
-          <w:right w:val="none" w:sz="0" w:space="0" w:color="FFFFFF"/>
-          <w:insideH w:val="none" w:sz="0" w:space="0" w:color="FFFFFF"/>
-          <w:insideV w:val="none" w:sz="0" w:space="0" w:color="FFFFFF"/>
-        </w:tblBorders>
+        <w:jc w:val="start"/>
+        <w:tblInd w:w="0" w:type="dxa"/>
+        <w:tblLayout w:type="fixed"/>
         <w:tblCellMar>
-          <w:left w:w="10" w:type="dxa"/>
-          <w:right w:w="10" w:type="dxa"/>
+          <w:top w:w="0" w:type="dxa"/>
+          <w:start w:w="10" w:type="dxa"/>
+          <w:bottom w:w="0" w:type="dxa"/>
+          <w:end w:w="10" w:type="dxa"/>
         </w:tblCellMar>
-        <w:tblLook w:val="0000" w:firstRow="0" w:lastRow="0" w:firstColumn="0" w:lastColumn="0" w:noHBand="0" w:noVBand="0"/>
+        <w:tblLook w:noHBand="0" w:noVBand="0" w:firstColumn="0" w:lastRow="0" w:lastColumn="0" w:firstRow="0" w:val="0000"/>
       </w:tblPr>
       <w:tblGrid>
         <w:gridCol w:w="5269"/>
         <w:gridCol w:w="5269"/>
       </w:tblGrid>
       <w:tr>
+        <w:trPr/>
         <w:tc>
           <w:tcPr>
             <w:tcW w:w="5269" w:type="dxa"/>
-            <w:tcBorders>
-              <w:top w:val="none" w:sz="0" w:space="0" w:color="FFFFFF"/>
-              <w:left w:val="none" w:sz="0" w:space="0" w:color="FFFFFF"/>
-              <w:bottom w:val="none" w:sz="0" w:space="0" w:color="FFFFFF"/>
-              <w:right w:val="none" w:sz="0" w:space="0" w:color="FFFFFF"/>
-            </w:tcBorders>
+            <w:tcBorders/>
           </w:tcPr>
           <w:p>
             <w:pPr>
-              <w:spacing w:line="276" w:lineRule="auto"/>
+              <w:pStyle w:val="Normal"/>
+              <w:spacing w:lineRule="auto" w:line="276"/>
               <w:jc w:val="center"/>
               <w:rPr>
                 <w:rFonts w:ascii="Arial" w:hAnsi="Arial" w:cs="Arial"/>
@@ -1148,21 +1297,24 @@
                 <w:szCs w:val="20"/>
               </w:rPr>
             </w:pPr>
+            <w:r>
+              <w:rPr>
+                <w:rFonts w:cs="Arial" w:ascii="Arial" w:hAnsi="Arial"/>
+                <w:sz w:val="20"/>
+                <w:szCs w:val="20"/>
+              </w:rPr>
+            </w:r>
           </w:p>
         </w:tc>
         <w:tc>
           <w:tcPr>
             <w:tcW w:w="5269" w:type="dxa"/>
-            <w:tcBorders>
-              <w:top w:val="none" w:sz="0" w:space="0" w:color="FFFFFF"/>
-              <w:left w:val="none" w:sz="0" w:space="0" w:color="FFFFFF"/>
-              <w:bottom w:val="none" w:sz="0" w:space="0" w:color="FFFFFF"/>
-              <w:right w:val="none" w:sz="0" w:space="0" w:color="FFFFFF"/>
-            </w:tcBorders>
+            <w:tcBorders/>
           </w:tcPr>
           <w:p>
             <w:pPr>
-              <w:spacing w:after="240" w:line="276" w:lineRule="auto"/>
+              <w:pStyle w:val="Normal"/>
+              <w:spacing w:lineRule="auto" w:line="276" w:before="0" w:after="240"/>
               <w:jc w:val="center"/>
               <w:rPr>
                 <w:rFonts w:ascii="Arial" w:hAnsi="Arial" w:cs="Arial"/>
@@ -1172,7 +1324,7 @@
             </w:pPr>
             <w:r>
               <w:rPr>
-                <w:rFonts w:ascii="Arial" w:hAnsi="Arial" w:cs="Arial"/>
+                <w:rFonts w:cs="Arial" w:ascii="Arial" w:hAnsi="Arial"/>
                 <w:b/>
                 <w:bCs/>
                 <w:sz w:val="20"/>
@@ -1183,7 +1335,8 @@
           </w:p>
           <w:p>
             <w:pPr>
-              <w:spacing w:after="60" w:line="276" w:lineRule="auto"/>
+              <w:pStyle w:val="Normal"/>
+              <w:spacing w:lineRule="auto" w:line="276" w:before="0" w:after="60"/>
               <w:jc w:val="center"/>
               <w:rPr>
                 <w:rFonts w:ascii="Arial" w:hAnsi="Arial" w:cs="Arial"/>
@@ -1193,7 +1346,7 @@
             </w:pPr>
             <w:r>
               <w:rPr>
-                <w:rFonts w:ascii="Arial" w:hAnsi="Arial" w:cs="Arial"/>
+                <w:rFonts w:cs="Arial" w:ascii="Arial" w:hAnsi="Arial"/>
                 <w:sz w:val="20"/>
                 <w:szCs w:val="20"/>
               </w:rPr>
@@ -1202,7 +1355,8 @@
           </w:p>
           <w:p>
             <w:pPr>
-              <w:spacing w:line="276" w:lineRule="auto"/>
+              <w:pStyle w:val="Normal"/>
+              <w:spacing w:lineRule="auto" w:line="276"/>
               <w:jc w:val="center"/>
               <w:rPr>
                 <w:rFonts w:ascii="Arial" w:hAnsi="Arial" w:cs="Arial"/>
@@ -1212,13 +1366,33 @@
             </w:pPr>
             <w:r>
               <w:rPr>
-                <w:rFonts w:ascii="Arial" w:hAnsi="Arial" w:cs="Arial"/>
-                <w:b/>
-                <w:bCs/>
-                <w:sz w:val="20"/>
-                <w:szCs w:val="20"/>
-              </w:rPr>
-              <w:t>Por su propio derecho.</w:t>
+                <w:rFonts w:cs="Arial" w:ascii="Arial" w:hAnsi="Arial"/>
+                <w:b/>
+                <w:bCs/>
+                <w:sz w:val="20"/>
+                <w:szCs w:val="20"/>
+              </w:rPr>
+              <w:t xml:space="preserve">Por su propio derecho </w:t>
+            </w:r>
+            <w:r>
+              <w:rPr>
+                <w:rFonts w:cs="Arial" w:ascii="Arial" w:hAnsi="Arial"/>
+                <w:b/>
+                <w:bCs/>
+                <w:sz w:val="20"/>
+                <w:szCs w:val="20"/>
+              </w:rPr>
+              <w:t>${inm_co_acreditado_razon_social}</w:t>
+            </w:r>
+            <w:r>
+              <w:rPr>
+                <w:rFonts w:cs="Arial" w:ascii="Arial" w:hAnsi="Arial"/>
+                <w:b/>
+                <w:bCs/>
+                <w:sz w:val="20"/>
+                <w:szCs w:val="20"/>
+              </w:rPr>
+              <w:t>.</w:t>
             </w:r>
           </w:p>
         </w:tc>
@@ -1226,286 +1400,110 @@
     </w:tbl>
     <w:p>
       <w:pPr>
-        <w:spacing w:line="276" w:lineRule="auto"/>
+        <w:pStyle w:val="Normal"/>
+        <w:spacing w:lineRule="auto" w:line="276"/>
         <w:rPr>
           <w:rFonts w:ascii="Arial" w:hAnsi="Arial" w:cs="Arial"/>
           <w:sz w:val="20"/>
           <w:szCs w:val="20"/>
         </w:rPr>
       </w:pPr>
+      <w:r>
+        <w:rPr>
+          <w:rFonts w:cs="Arial" w:ascii="Arial" w:hAnsi="Arial"/>
+          <w:sz w:val="20"/>
+          <w:szCs w:val="20"/>
+        </w:rPr>
+      </w:r>
     </w:p>
     <w:sectPr>
-      <w:footerReference w:type="default" r:id="rId8"/>
+      <w:footerReference w:type="even" r:id="rId2"/>
+      <w:footerReference w:type="default" r:id="rId3"/>
+      <w:footerReference w:type="first" r:id="rId4"/>
+      <w:type w:val="nextPage"/>
       <w:pgSz w:w="12240" w:h="15840"/>
-      <w:pgMar w:top="851" w:right="851" w:bottom="851" w:left="851" w:header="709" w:footer="709" w:gutter="0"/>
-      <w:cols w:space="720"/>
-      <w:docGrid w:linePitch="360"/>
+      <w:pgMar w:left="851" w:right="851" w:gutter="0" w:header="0" w:top="851" w:footer="709" w:bottom="851"/>
+      <w:pgNumType w:fmt="decimal"/>
+      <w:formProt w:val="false"/>
+      <w:textDirection w:val="lrTb"/>
+      <w:docGrid w:type="default" w:linePitch="360" w:charSpace="0"/>
     </w:sectPr>
   </w:body>
 </w:document>
 </file>
 
-<file path=word/endnotes.xml><?xml version="1.0" encoding="utf-8"?>
-<w:endnotes xmlns:wpc="http://schemas.microsoft.com/office/word/2010/wordprocessingCanvas" xmlns:cx="http://schemas.microsoft.com/office/drawing/2014/chartex" xmlns:cx1="http://schemas.microsoft.com/office/drawing/2015/9/8/chartex" xmlns:cx2="http://schemas.microsoft.com/office/drawing/2015/10/21/chartex" xmlns:cx3="http://schemas.microsoft.com/office/drawing/2016/5/9/chartex" xmlns:cx4="http://schemas.microsoft.com/office/drawing/2016/5/10/chartex" xmlns:cx5="http://schemas.microsoft.com/office/drawing/2016/5/11/chartex" xmlns:cx6="http://schemas.microsoft.com/office/drawing/2016/5/12/chartex" xmlns:cx7="http://schemas.microsoft.com/office/drawing/2016/5/13/chartex" xmlns:cx8="http://schemas.microsoft.com/office/drawing/2016/5/14/chartex" xmlns:mc="http://schemas.openxmlformats.org/markup-compatibility/2006" xmlns:aink="http://schemas.microsoft.com/office/drawing/2016/ink" xmlns:am3d="http://schemas.microsoft.com/office/drawing/2017/model3d" xmlns:o="urn:schemas-microsoft-com:office:office" xmlns:oel="http://schemas.microsoft.com/office/2019/extlst" xmlns:r="http://schemas.openxmlformats.org/officeDocument/2006/relationships" xmlns:m="http://schemas.openxmlformats.org/officeDocument/2006/math" xmlns:v="urn:schemas-microsoft-com:vml" xmlns:wp14="http://schemas.microsoft.com/office/word/2010/wordprocessingDrawing" xmlns:wp="http://schemas.openxmlformats.org/drawingml/2006/wordprocessingDrawing" xmlns:w10="urn:schemas-microsoft-com:office:word" xmlns:w="http://schemas.openxmlformats.org/wordprocessingml/2006/main" xmlns:w14="http://schemas.microsoft.com/office/word/2010/wordml" xmlns:w15="http://schemas.microsoft.com/office/word/2012/wordml" xmlns:w16cex="http://schemas.microsoft.com/office/word/2018/wordml/cex" xmlns:w16cid="http://schemas.microsoft.com/office/word/2016/wordml/cid" xmlns:w16="http://schemas.microsoft.com/office/word/2018/wordml" xmlns:w16sdtdh="http://schemas.microsoft.com/office/word/2020/wordml/sdtdatahash" xmlns:w16se="http://schemas.microsoft.com/office/word/2015/wordml/symex" xmlns:wpg="http://schemas.microsoft.com/office/word/2010/wordprocessingGroup" xmlns:wpi="http://schemas.microsoft.com/office/word/2010/wordprocessingInk" xmlns:wne="http://schemas.microsoft.com/office/word/2006/wordml" xmlns:wps="http://schemas.microsoft.com/office/word/2010/wordprocessingShape" mc:Ignorable="w14 w15 w16se w16cid w16 w16cex w16sdtdh wp14">
-  <w:endnote w:type="separator" w:id="-1">
-    <w:p>
-      <w:r>
-        <w:separator/>
-      </w:r>
-    </w:p>
-  </w:endnote>
-  <w:endnote w:type="continuationSeparator" w:id="0">
-    <w:p>
-      <w:r>
-        <w:continuationSeparator/>
-      </w:r>
-    </w:p>
-  </w:endnote>
-</w:endnotes>
-</file>
-
 <file path=word/footer1.xml><?xml version="1.0" encoding="utf-8"?>
-<w:ftr xmlns:wpc="http://schemas.microsoft.com/office/word/2010/wordprocessingCanvas" xmlns:cx="http://schemas.microsoft.com/office/drawing/2014/chartex" xmlns:cx1="http://schemas.microsoft.com/office/drawing/2015/9/8/chartex" xmlns:cx2="http://schemas.microsoft.com/office/drawing/2015/10/21/chartex" xmlns:cx3="http://schemas.microsoft.com/office/drawing/2016/5/9/chartex" xmlns:cx4="http://schemas.microsoft.com/office/drawing/2016/5/10/chartex" xmlns:cx5="http://schemas.microsoft.com/office/drawing/2016/5/11/chartex" xmlns:cx6="http://schemas.microsoft.com/office/drawing/2016/5/12/chartex" xmlns:cx7="http://schemas.microsoft.com/office/drawing/2016/5/13/chartex" xmlns:cx8="http://schemas.microsoft.com/office/drawing/2016/5/14/chartex" xmlns:mc="http://schemas.openxmlformats.org/markup-compatibility/2006" xmlns:aink="http://schemas.microsoft.com/office/drawing/2016/ink" xmlns:am3d="http://schemas.microsoft.com/office/drawing/2017/model3d" xmlns:o="urn:schemas-microsoft-com:office:office" xmlns:oel="http://schemas.microsoft.com/office/2019/extlst" xmlns:r="http://schemas.openxmlformats.org/officeDocument/2006/relationships" xmlns:m="http://schemas.openxmlformats.org/officeDocument/2006/math" xmlns:v="urn:schemas-microsoft-com:vml" xmlns:wp14="http://schemas.microsoft.com/office/word/2010/wordprocessingDrawing" xmlns:wp="http://schemas.openxmlformats.org/drawingml/2006/wordprocessingDrawing" xmlns:w10="urn:schemas-microsoft-com:office:word" xmlns:w="http://schemas.openxmlformats.org/wordprocessingml/2006/main" xmlns:w14="http://schemas.microsoft.com/office/word/2010/wordml" xmlns:w15="http://schemas.microsoft.com/office/word/2012/wordml" xmlns:w16cex="http://schemas.microsoft.com/office/word/2018/wordml/cex" xmlns:w16cid="http://schemas.microsoft.com/office/word/2016/wordml/cid" xmlns:w16="http://schemas.microsoft.com/office/word/2018/wordml" xmlns:w16sdtdh="http://schemas.microsoft.com/office/word/2020/wordml/sdtdatahash" xmlns:w16se="http://schemas.microsoft.com/office/word/2015/wordml/symex" xmlns:wpg="http://schemas.microsoft.com/office/word/2010/wordprocessingGroup" xmlns:wpi="http://schemas.microsoft.com/office/word/2010/wordprocessingInk" xmlns:wne="http://schemas.microsoft.com/office/word/2006/wordml" xmlns:wps="http://schemas.microsoft.com/office/word/2010/wordprocessingShape" mc:Ignorable="w14 w15 w16se w16cid w16 w16cex w16sdtdh wp14">
+<w:ftr xmlns:o="urn:schemas-microsoft-com:office:office" xmlns:r="http://schemas.openxmlformats.org/officeDocument/2006/relationships" xmlns:v="urn:schemas-microsoft-com:vml" xmlns:w="http://schemas.openxmlformats.org/wordprocessingml/2006/main" xmlns:w10="urn:schemas-microsoft-com:office:word" xmlns:wp="http://schemas.openxmlformats.org/drawingml/2006/wordprocessingDrawing" xmlns:pic="http://schemas.openxmlformats.org/drawingml/2006/picture" xmlns:wps="http://schemas.microsoft.com/office/word/2010/wordprocessingShape" xmlns:wpg="http://schemas.microsoft.com/office/word/2010/wordprocessingGroup" xmlns:mc="http://schemas.openxmlformats.org/markup-compatibility/2006" xmlns:wp14="http://schemas.microsoft.com/office/word/2010/wordprocessingDrawing" xmlns:w14="http://schemas.microsoft.com/office/word/2010/wordml" xmlns:w15="http://schemas.microsoft.com/office/word/2012/wordml" mc:Ignorable="w14 wp14 w15">
   <w:p>
     <w:pPr>
-      <w:jc w:val="center"/>
+      <w:pStyle w:val="Footer"/>
+      <w:rPr/>
     </w:pPr>
+    <w:r>
+      <w:rPr/>
+    </w:r>
   </w:p>
 </w:ftr>
 </file>
 
-<file path=word/footnotes.xml><?xml version="1.0" encoding="utf-8"?>
-<w:footnotes xmlns:wpc="http://schemas.microsoft.com/office/word/2010/wordprocessingCanvas" xmlns:cx="http://schemas.microsoft.com/office/drawing/2014/chartex" xmlns:cx1="http://schemas.microsoft.com/office/drawing/2015/9/8/chartex" xmlns:cx2="http://schemas.microsoft.com/office/drawing/2015/10/21/chartex" xmlns:cx3="http://schemas.microsoft.com/office/drawing/2016/5/9/chartex" xmlns:cx4="http://schemas.microsoft.com/office/drawing/2016/5/10/chartex" xmlns:cx5="http://schemas.microsoft.com/office/drawing/2016/5/11/chartex" xmlns:cx6="http://schemas.microsoft.com/office/drawing/2016/5/12/chartex" xmlns:cx7="http://schemas.microsoft.com/office/drawing/2016/5/13/chartex" xmlns:cx8="http://schemas.microsoft.com/office/drawing/2016/5/14/chartex" xmlns:mc="http://schemas.openxmlformats.org/markup-compatibility/2006" xmlns:aink="http://schemas.microsoft.com/office/drawing/2016/ink" xmlns:am3d="http://schemas.microsoft.com/office/drawing/2017/model3d" xmlns:o="urn:schemas-microsoft-com:office:office" xmlns:oel="http://schemas.microsoft.com/office/2019/extlst" xmlns:r="http://schemas.openxmlformats.org/officeDocument/2006/relationships" xmlns:m="http://schemas.openxmlformats.org/officeDocument/2006/math" xmlns:v="urn:schemas-microsoft-com:vml" xmlns:wp14="http://schemas.microsoft.com/office/word/2010/wordprocessingDrawing" xmlns:wp="http://schemas.openxmlformats.org/drawingml/2006/wordprocessingDrawing" xmlns:w10="urn:schemas-microsoft-com:office:word" xmlns:w="http://schemas.openxmlformats.org/wordprocessingml/2006/main" xmlns:w14="http://schemas.microsoft.com/office/word/2010/wordml" xmlns:w15="http://schemas.microsoft.com/office/word/2012/wordml" xmlns:w16cex="http://schemas.microsoft.com/office/word/2018/wordml/cex" xmlns:w16cid="http://schemas.microsoft.com/office/word/2016/wordml/cid" xmlns:w16="http://schemas.microsoft.com/office/word/2018/wordml" xmlns:w16sdtdh="http://schemas.microsoft.com/office/word/2020/wordml/sdtdatahash" xmlns:w16se="http://schemas.microsoft.com/office/word/2015/wordml/symex" xmlns:wpg="http://schemas.microsoft.com/office/word/2010/wordprocessingGroup" xmlns:wpi="http://schemas.microsoft.com/office/word/2010/wordprocessingInk" xmlns:wne="http://schemas.microsoft.com/office/word/2006/wordml" xmlns:wps="http://schemas.microsoft.com/office/word/2010/wordprocessingShape" mc:Ignorable="w14 w15 w16se w16cid w16 w16cex w16sdtdh wp14">
-  <w:footnote w:type="separator" w:id="-1">
-    <w:p>
-      <w:r>
-        <w:separator/>
-      </w:r>
-    </w:p>
-  </w:footnote>
-  <w:footnote w:type="continuationSeparator" w:id="0">
-    <w:p>
-      <w:r>
-        <w:continuationSeparator/>
-      </w:r>
-    </w:p>
-  </w:footnote>
-</w:footnotes>
+<file path=word/footer2.xml><?xml version="1.0" encoding="utf-8"?>
+<w:ftr xmlns:o="urn:schemas-microsoft-com:office:office" xmlns:r="http://schemas.openxmlformats.org/officeDocument/2006/relationships" xmlns:v="urn:schemas-microsoft-com:vml" xmlns:w="http://schemas.openxmlformats.org/wordprocessingml/2006/main" xmlns:w10="urn:schemas-microsoft-com:office:word" xmlns:wp="http://schemas.openxmlformats.org/drawingml/2006/wordprocessingDrawing" xmlns:pic="http://schemas.openxmlformats.org/drawingml/2006/picture" xmlns:wps="http://schemas.microsoft.com/office/word/2010/wordprocessingShape" xmlns:wpg="http://schemas.microsoft.com/office/word/2010/wordprocessingGroup" xmlns:mc="http://schemas.openxmlformats.org/markup-compatibility/2006" xmlns:wp14="http://schemas.microsoft.com/office/word/2010/wordprocessingDrawing" xmlns:w14="http://schemas.microsoft.com/office/word/2010/wordml" xmlns:w15="http://schemas.microsoft.com/office/word/2012/wordml" mc:Ignorable="w14 wp14 w15">
+  <w:p>
+    <w:pPr>
+      <w:pStyle w:val="Normal"/>
+      <w:jc w:val="center"/>
+      <w:rPr/>
+    </w:pPr>
+    <w:r>
+      <w:rPr/>
+    </w:r>
+  </w:p>
+</w:ftr>
 </file>
 
-<file path=word/numbering.xml><?xml version="1.0" encoding="utf-8"?>
-<w:numbering xmlns:wpc="http://schemas.microsoft.com/office/word/2010/wordprocessingCanvas" xmlns:cx="http://schemas.microsoft.com/office/drawing/2014/chartex" xmlns:cx1="http://schemas.microsoft.com/office/drawing/2015/9/8/chartex" xmlns:cx2="http://schemas.microsoft.com/office/drawing/2015/10/21/chartex" xmlns:cx3="http://schemas.microsoft.com/office/drawing/2016/5/9/chartex" xmlns:cx4="http://schemas.microsoft.com/office/drawing/2016/5/10/chartex" xmlns:cx5="http://schemas.microsoft.com/office/drawing/2016/5/11/chartex" xmlns:cx6="http://schemas.microsoft.com/office/drawing/2016/5/12/chartex" xmlns:cx7="http://schemas.microsoft.com/office/drawing/2016/5/13/chartex" xmlns:cx8="http://schemas.microsoft.com/office/drawing/2016/5/14/chartex" xmlns:mc="http://schemas.openxmlformats.org/markup-compatibility/2006" xmlns:aink="http://schemas.microsoft.com/office/drawing/2016/ink" xmlns:am3d="http://schemas.microsoft.com/office/drawing/2017/model3d" xmlns:o="urn:schemas-microsoft-com:office:office" xmlns:oel="http://schemas.microsoft.com/office/2019/extlst" xmlns:r="http://schemas.openxmlformats.org/officeDocument/2006/relationships" xmlns:m="http://schemas.openxmlformats.org/officeDocument/2006/math" xmlns:v="urn:schemas-microsoft-com:vml" xmlns:wp14="http://schemas.microsoft.com/office/word/2010/wordprocessingDrawing" xmlns:wp="http://schemas.openxmlformats.org/drawingml/2006/wordprocessingDrawing" xmlns:w10="urn:schemas-microsoft-com:office:word" xmlns:w="http://schemas.openxmlformats.org/wordprocessingml/2006/main" xmlns:w14="http://schemas.microsoft.com/office/word/2010/wordml" xmlns:w15="http://schemas.microsoft.com/office/word/2012/wordml" xmlns:w16cex="http://schemas.microsoft.com/office/word/2018/wordml/cex" xmlns:w16cid="http://schemas.microsoft.com/office/word/2016/wordml/cid" xmlns:w16="http://schemas.microsoft.com/office/word/2018/wordml" xmlns:w16sdtdh="http://schemas.microsoft.com/office/word/2020/wordml/sdtdatahash" xmlns:w16se="http://schemas.microsoft.com/office/word/2015/wordml/symex" xmlns:wpg="http://schemas.microsoft.com/office/word/2010/wordprocessingGroup" xmlns:wpi="http://schemas.microsoft.com/office/word/2010/wordprocessingInk" xmlns:wne="http://schemas.microsoft.com/office/word/2006/wordml" xmlns:wps="http://schemas.microsoft.com/office/word/2010/wordprocessingShape" mc:Ignorable="w14 w15 w16se w16cid w16 w16cex w16sdtdh wp14">
-  <w:abstractNum w:abstractNumId="0" w15:restartNumberingAfterBreak="0">
-    <w:nsid w:val="361B731F"/>
-    <w:multiLevelType w:val="hybridMultilevel"/>
-    <w:tmpl w:val="66F06E34"/>
-    <w:lvl w:ilvl="0" w:tplc="18E6B554">
-      <w:start w:val="1"/>
-      <w:numFmt w:val="bullet"/>
-      <w:lvlText w:val="●"/>
-      <w:lvlJc w:val="left"/>
-      <w:pPr>
-        <w:ind w:left="720" w:hanging="360"/>
-      </w:pPr>
-    </w:lvl>
-    <w:lvl w:ilvl="1" w:tplc="E3FCCE36">
-      <w:start w:val="1"/>
-      <w:numFmt w:val="bullet"/>
-      <w:lvlText w:val="○"/>
-      <w:lvlJc w:val="left"/>
-      <w:pPr>
-        <w:ind w:left="1440" w:hanging="360"/>
-      </w:pPr>
-    </w:lvl>
-    <w:lvl w:ilvl="2" w:tplc="9728826C">
-      <w:start w:val="1"/>
-      <w:numFmt w:val="bullet"/>
-      <w:lvlText w:val="■"/>
-      <w:lvlJc w:val="left"/>
-      <w:pPr>
-        <w:ind w:left="2160" w:hanging="360"/>
-      </w:pPr>
-    </w:lvl>
-    <w:lvl w:ilvl="3" w:tplc="FD36AFAE">
-      <w:start w:val="1"/>
-      <w:numFmt w:val="bullet"/>
-      <w:lvlText w:val="●"/>
-      <w:lvlJc w:val="left"/>
-      <w:pPr>
-        <w:ind w:left="2880" w:hanging="360"/>
-      </w:pPr>
-    </w:lvl>
-    <w:lvl w:ilvl="4" w:tplc="55AC3784">
-      <w:start w:val="1"/>
-      <w:numFmt w:val="bullet"/>
-      <w:lvlText w:val="○"/>
-      <w:lvlJc w:val="left"/>
-      <w:pPr>
-        <w:ind w:left="3600" w:hanging="360"/>
-      </w:pPr>
-    </w:lvl>
-    <w:lvl w:ilvl="5" w:tplc="4420E50E">
-      <w:start w:val="1"/>
-      <w:numFmt w:val="bullet"/>
-      <w:lvlText w:val="■"/>
-      <w:lvlJc w:val="left"/>
-      <w:pPr>
-        <w:ind w:left="4320" w:hanging="360"/>
-      </w:pPr>
-    </w:lvl>
-    <w:lvl w:ilvl="6" w:tplc="DCF0A50A">
-      <w:start w:val="1"/>
-      <w:numFmt w:val="bullet"/>
-      <w:lvlText w:val="●"/>
-      <w:lvlJc w:val="left"/>
-      <w:pPr>
-        <w:ind w:left="5040" w:hanging="360"/>
-      </w:pPr>
-    </w:lvl>
-    <w:lvl w:ilvl="7" w:tplc="EFD68384">
-      <w:start w:val="1"/>
-      <w:numFmt w:val="bullet"/>
-      <w:lvlText w:val="●"/>
-      <w:lvlJc w:val="left"/>
-      <w:pPr>
-        <w:ind w:left="5760" w:hanging="360"/>
-      </w:pPr>
-    </w:lvl>
-    <w:lvl w:ilvl="8" w:tplc="C49E5396">
-      <w:start w:val="1"/>
-      <w:numFmt w:val="bullet"/>
-      <w:lvlText w:val="●"/>
-      <w:lvlJc w:val="left"/>
-      <w:pPr>
-        <w:ind w:left="6480" w:hanging="360"/>
-      </w:pPr>
-    </w:lvl>
-  </w:abstractNum>
-  <w:abstractNum w:abstractNumId="1" w15:restartNumberingAfterBreak="0">
-    <w:nsid w:val="7CD55A7D"/>
-    <w:multiLevelType w:val="hybridMultilevel"/>
-    <w:tmpl w:val="50E830FA"/>
-    <w:lvl w:ilvl="0" w:tplc="2D8A6B06">
-      <w:start w:val="1"/>
-      <w:numFmt w:val="upperRoman"/>
-      <w:lvlText w:val="%1."/>
-      <w:lvlJc w:val="left"/>
-      <w:pPr>
-        <w:ind w:left="1080" w:hanging="720"/>
-      </w:pPr>
-      <w:rPr>
-        <w:rFonts w:hint="default"/>
-      </w:rPr>
-    </w:lvl>
-    <w:lvl w:ilvl="1" w:tplc="080A0019" w:tentative="1">
-      <w:start w:val="1"/>
-      <w:numFmt w:val="lowerLetter"/>
-      <w:lvlText w:val="%2."/>
-      <w:lvlJc w:val="left"/>
-      <w:pPr>
-        <w:ind w:left="1440" w:hanging="360"/>
-      </w:pPr>
-    </w:lvl>
-    <w:lvl w:ilvl="2" w:tplc="080A001B" w:tentative="1">
-      <w:start w:val="1"/>
-      <w:numFmt w:val="lowerRoman"/>
-      <w:lvlText w:val="%3."/>
-      <w:lvlJc w:val="right"/>
-      <w:pPr>
-        <w:ind w:left="2160" w:hanging="180"/>
-      </w:pPr>
-    </w:lvl>
-    <w:lvl w:ilvl="3" w:tplc="080A000F" w:tentative="1">
-      <w:start w:val="1"/>
-      <w:numFmt w:val="decimal"/>
-      <w:lvlText w:val="%4."/>
-      <w:lvlJc w:val="left"/>
-      <w:pPr>
-        <w:ind w:left="2880" w:hanging="360"/>
-      </w:pPr>
-    </w:lvl>
-    <w:lvl w:ilvl="4" w:tplc="080A0019" w:tentative="1">
-      <w:start w:val="1"/>
-      <w:numFmt w:val="lowerLetter"/>
-      <w:lvlText w:val="%5."/>
-      <w:lvlJc w:val="left"/>
-      <w:pPr>
-        <w:ind w:left="3600" w:hanging="360"/>
-      </w:pPr>
-    </w:lvl>
-    <w:lvl w:ilvl="5" w:tplc="080A001B" w:tentative="1">
-      <w:start w:val="1"/>
-      <w:numFmt w:val="lowerRoman"/>
-      <w:lvlText w:val="%6."/>
-      <w:lvlJc w:val="right"/>
-      <w:pPr>
-        <w:ind w:left="4320" w:hanging="180"/>
-      </w:pPr>
-    </w:lvl>
-    <w:lvl w:ilvl="6" w:tplc="080A000F" w:tentative="1">
-      <w:start w:val="1"/>
-      <w:numFmt w:val="decimal"/>
-      <w:lvlText w:val="%7."/>
-      <w:lvlJc w:val="left"/>
-      <w:pPr>
-        <w:ind w:left="5040" w:hanging="360"/>
-      </w:pPr>
-    </w:lvl>
-    <w:lvl w:ilvl="7" w:tplc="080A0019" w:tentative="1">
-      <w:start w:val="1"/>
-      <w:numFmt w:val="lowerLetter"/>
-      <w:lvlText w:val="%8."/>
-      <w:lvlJc w:val="left"/>
-      <w:pPr>
-        <w:ind w:left="5760" w:hanging="360"/>
-      </w:pPr>
-    </w:lvl>
-    <w:lvl w:ilvl="8" w:tplc="080A001B" w:tentative="1">
-      <w:start w:val="1"/>
-      <w:numFmt w:val="lowerRoman"/>
-      <w:lvlText w:val="%9."/>
-      <w:lvlJc w:val="right"/>
-      <w:pPr>
-        <w:ind w:left="6480" w:hanging="180"/>
-      </w:pPr>
-    </w:lvl>
-  </w:abstractNum>
-  <w:num w:numId="1">
-    <w:abstractNumId w:val="0"/>
-    <w:lvlOverride w:ilvl="0">
-      <w:startOverride w:val="1"/>
-    </w:lvlOverride>
-  </w:num>
-  <w:num w:numId="2">
-    <w:abstractNumId w:val="1"/>
-  </w:num>
-</w:numbering>
+<file path=word/footer3.xml><?xml version="1.0" encoding="utf-8"?>
+<w:ftr xmlns:o="urn:schemas-microsoft-com:office:office" xmlns:r="http://schemas.openxmlformats.org/officeDocument/2006/relationships" xmlns:v="urn:schemas-microsoft-com:vml" xmlns:w="http://schemas.openxmlformats.org/wordprocessingml/2006/main" xmlns:w10="urn:schemas-microsoft-com:office:word" xmlns:wp="http://schemas.openxmlformats.org/drawingml/2006/wordprocessingDrawing" xmlns:pic="http://schemas.openxmlformats.org/drawingml/2006/picture" xmlns:wps="http://schemas.microsoft.com/office/word/2010/wordprocessingShape" xmlns:wpg="http://schemas.microsoft.com/office/word/2010/wordprocessingGroup" xmlns:mc="http://schemas.openxmlformats.org/markup-compatibility/2006" xmlns:wp14="http://schemas.microsoft.com/office/word/2010/wordprocessingDrawing" xmlns:w14="http://schemas.microsoft.com/office/word/2010/wordml" xmlns:w15="http://schemas.microsoft.com/office/word/2012/wordml" mc:Ignorable="w14 wp14 w15">
+  <w:p>
+    <w:pPr>
+      <w:pStyle w:val="Normal"/>
+      <w:jc w:val="center"/>
+      <w:rPr/>
+    </w:pPr>
+    <w:r>
+      <w:rPr/>
+    </w:r>
+  </w:p>
+</w:ftr>
 </file>
 
 <file path=word/styles.xml><?xml version="1.0" encoding="utf-8"?>
-<w:styles xmlns:mc="http://schemas.openxmlformats.org/markup-compatibility/2006" xmlns:r="http://schemas.openxmlformats.org/officeDocument/2006/relationships" xmlns:w="http://schemas.openxmlformats.org/wordprocessingml/2006/main" xmlns:w14="http://schemas.microsoft.com/office/word/2010/wordml" xmlns:w15="http://schemas.microsoft.com/office/word/2012/wordml" xmlns:w16cex="http://schemas.microsoft.com/office/word/2018/wordml/cex" xmlns:w16cid="http://schemas.microsoft.com/office/word/2016/wordml/cid" xmlns:w16="http://schemas.microsoft.com/office/word/2018/wordml" xmlns:w16sdtdh="http://schemas.microsoft.com/office/word/2020/wordml/sdtdatahash" xmlns:w16se="http://schemas.microsoft.com/office/word/2015/wordml/symex" mc:Ignorable="w14 w15 w16se w16cid w16 w16cex w16sdtdh">
+<w:styles xmlns:w="http://schemas.openxmlformats.org/wordprocessingml/2006/main" xmlns:w14="http://schemas.microsoft.com/office/word/2010/wordml" xmlns:mc="http://schemas.openxmlformats.org/markup-compatibility/2006" mc:Ignorable="w14">
   <w:docDefaults>
     <w:rPrDefault>
       <w:rPr>
-        <w:rFonts w:ascii="Palatino Linotype" w:eastAsia="Palatino Linotype" w:hAnsi="Palatino Linotype" w:cs="Palatino Linotype"/>
+        <w:rFonts w:ascii="Palatino Linotype" w:hAnsi="Palatino Linotype" w:eastAsia="Palatino Linotype" w:cs="Palatino Linotype"/>
         <w:sz w:val="24"/>
         <w:szCs w:val="24"/>
         <w:lang w:val="es-MX" w:eastAsia="es-MX" w:bidi="ar-SA"/>
       </w:rPr>
     </w:rPrDefault>
-    <w:pPrDefault/>
+    <w:pPrDefault>
+      <w:pPr>
+        <w:suppressAutoHyphens w:val="true"/>
+      </w:pPr>
+    </w:pPrDefault>
   </w:docDefaults>
   <w:latentStyles w:defLockedState="0" w:defUIPriority="99" w:defSemiHidden="0" w:defUnhideWhenUsed="0" w:defQFormat="0" w:count="376">
     <w:lsdException w:name="Normal" w:uiPriority="0" w:qFormat="1"/>
     <w:lsdException w:name="heading 1" w:uiPriority="9" w:qFormat="1"/>
-    <w:lsdException w:name="heading 2" w:semiHidden="1" w:uiPriority="9" w:unhideWhenUsed="1" w:qFormat="1"/>
-    <w:lsdException w:name="heading 3" w:semiHidden="1" w:uiPriority="9" w:unhideWhenUsed="1" w:qFormat="1"/>
-    <w:lsdException w:name="heading 4" w:semiHidden="1" w:uiPriority="9" w:unhideWhenUsed="1" w:qFormat="1"/>
-    <w:lsdException w:name="heading 5" w:semiHidden="1" w:uiPriority="9" w:unhideWhenUsed="1" w:qFormat="1"/>
-    <w:lsdException w:name="heading 6" w:semiHidden="1" w:uiPriority="9" w:unhideWhenUsed="1" w:qFormat="1"/>
-    <w:lsdException w:name="heading 7" w:semiHidden="1" w:uiPriority="9" w:unhideWhenUsed="1" w:qFormat="1"/>
-    <w:lsdException w:name="heading 8" w:semiHidden="1" w:uiPriority="9" w:unhideWhenUsed="1" w:qFormat="1"/>
-    <w:lsdException w:name="heading 9" w:semiHidden="1" w:uiPriority="9" w:unhideWhenUsed="1" w:qFormat="1"/>
+    <w:lsdException w:name="heading 2" w:uiPriority="9" w:semiHidden="1" w:unhideWhenUsed="1" w:qFormat="1"/>
+    <w:lsdException w:name="heading 3" w:uiPriority="9" w:semiHidden="1" w:unhideWhenUsed="1" w:qFormat="1"/>
+    <w:lsdException w:name="heading 4" w:uiPriority="9" w:semiHidden="1" w:unhideWhenUsed="1" w:qFormat="1"/>
+    <w:lsdException w:name="heading 5" w:uiPriority="9" w:semiHidden="1" w:unhideWhenUsed="1" w:qFormat="1"/>
+    <w:lsdException w:name="heading 6" w:uiPriority="9" w:semiHidden="1" w:unhideWhenUsed="1" w:qFormat="1"/>
+    <w:lsdException w:name="heading 7" w:uiPriority="9" w:semiHidden="1" w:unhideWhenUsed="1" w:qFormat="1"/>
+    <w:lsdException w:name="heading 8" w:uiPriority="9" w:semiHidden="1" w:unhideWhenUsed="1" w:qFormat="1"/>
+    <w:lsdException w:name="heading 9" w:uiPriority="9" w:semiHidden="1" w:unhideWhenUsed="1" w:qFormat="1"/>
     <w:lsdException w:name="index 1" w:semiHidden="1" w:unhideWhenUsed="1"/>
     <w:lsdException w:name="index 2" w:semiHidden="1" w:unhideWhenUsed="1"/>
     <w:lsdException w:name="index 3" w:semiHidden="1" w:unhideWhenUsed="1"/>
@@ -1515,22 +1513,22 @@
     <w:lsdException w:name="index 7" w:semiHidden="1" w:unhideWhenUsed="1"/>
     <w:lsdException w:name="index 8" w:semiHidden="1" w:unhideWhenUsed="1"/>
     <w:lsdException w:name="index 9" w:semiHidden="1" w:unhideWhenUsed="1"/>
-    <w:lsdException w:name="toc 1" w:semiHidden="1" w:uiPriority="39" w:unhideWhenUsed="1"/>
-    <w:lsdException w:name="toc 2" w:semiHidden="1" w:uiPriority="39" w:unhideWhenUsed="1"/>
-    <w:lsdException w:name="toc 3" w:semiHidden="1" w:uiPriority="39" w:unhideWhenUsed="1"/>
-    <w:lsdException w:name="toc 4" w:semiHidden="1" w:uiPriority="39" w:unhideWhenUsed="1"/>
-    <w:lsdException w:name="toc 5" w:semiHidden="1" w:uiPriority="39" w:unhideWhenUsed="1"/>
-    <w:lsdException w:name="toc 6" w:semiHidden="1" w:uiPriority="39" w:unhideWhenUsed="1"/>
-    <w:lsdException w:name="toc 7" w:semiHidden="1" w:uiPriority="39" w:unhideWhenUsed="1"/>
-    <w:lsdException w:name="toc 8" w:semiHidden="1" w:uiPriority="39" w:unhideWhenUsed="1"/>
-    <w:lsdException w:name="toc 9" w:semiHidden="1" w:uiPriority="39" w:unhideWhenUsed="1"/>
+    <w:lsdException w:name="toc 1" w:uiPriority="39" w:semiHidden="1" w:unhideWhenUsed="1"/>
+    <w:lsdException w:name="toc 2" w:uiPriority="39" w:semiHidden="1" w:unhideWhenUsed="1"/>
+    <w:lsdException w:name="toc 3" w:uiPriority="39" w:semiHidden="1" w:unhideWhenUsed="1"/>
+    <w:lsdException w:name="toc 4" w:uiPriority="39" w:semiHidden="1" w:unhideWhenUsed="1"/>
+    <w:lsdException w:name="toc 5" w:uiPriority="39" w:semiHidden="1" w:unhideWhenUsed="1"/>
+    <w:lsdException w:name="toc 6" w:uiPriority="39" w:semiHidden="1" w:unhideWhenUsed="1"/>
+    <w:lsdException w:name="toc 7" w:uiPriority="39" w:semiHidden="1" w:unhideWhenUsed="1"/>
+    <w:lsdException w:name="toc 8" w:uiPriority="39" w:semiHidden="1" w:unhideWhenUsed="1"/>
+    <w:lsdException w:name="toc 9" w:uiPriority="39" w:semiHidden="1" w:unhideWhenUsed="1"/>
     <w:lsdException w:name="Normal Indent" w:semiHidden="1" w:unhideWhenUsed="1"/>
     <w:lsdException w:name="footnote text" w:semiHidden="1" w:unhideWhenUsed="1"/>
     <w:lsdException w:name="annotation text" w:semiHidden="1" w:unhideWhenUsed="1"/>
     <w:lsdException w:name="header" w:semiHidden="1" w:unhideWhenUsed="1"/>
     <w:lsdException w:name="footer" w:semiHidden="1" w:unhideWhenUsed="1"/>
     <w:lsdException w:name="index heading" w:semiHidden="1" w:unhideWhenUsed="1"/>
-    <w:lsdException w:name="caption" w:semiHidden="1" w:uiPriority="35" w:unhideWhenUsed="1" w:qFormat="1"/>
+    <w:lsdException w:name="caption" w:uiPriority="35" w:semiHidden="1" w:unhideWhenUsed="1" w:qFormat="1"/>
     <w:lsdException w:name="table of figures" w:semiHidden="1" w:unhideWhenUsed="1"/>
     <w:lsdException w:name="envelope address" w:semiHidden="1" w:unhideWhenUsed="1"/>
     <w:lsdException w:name="envelope return" w:semiHidden="1" w:unhideWhenUsed="1"/>
@@ -1561,7 +1559,7 @@
     <w:lsdException w:name="Title" w:uiPriority="10" w:qFormat="1"/>
     <w:lsdException w:name="Closing" w:semiHidden="1" w:unhideWhenUsed="1"/>
     <w:lsdException w:name="Signature" w:semiHidden="1" w:unhideWhenUsed="1"/>
-    <w:lsdException w:name="Default Paragraph Font" w:semiHidden="1" w:uiPriority="1" w:unhideWhenUsed="1"/>
+    <w:lsdException w:name="Default Paragraph Font" w:uiPriority="1" w:semiHidden="1" w:unhideWhenUsed="1"/>
     <w:lsdException w:name="Body Text" w:semiHidden="1" w:unhideWhenUsed="1"/>
     <w:lsdException w:name="Body Text Indent" w:semiHidden="1" w:unhideWhenUsed="1"/>
     <w:lsdException w:name="List Continue" w:semiHidden="1" w:unhideWhenUsed="1"/>
@@ -1761,8 +1759,8 @@
     <w:lsdException w:name="Subtle Reference" w:uiPriority="31" w:qFormat="1"/>
     <w:lsdException w:name="Intense Reference" w:uiPriority="32" w:qFormat="1"/>
     <w:lsdException w:name="Book Title" w:uiPriority="33" w:qFormat="1"/>
-    <w:lsdException w:name="Bibliography" w:semiHidden="1" w:uiPriority="37" w:unhideWhenUsed="1"/>
-    <w:lsdException w:name="TOC Heading" w:semiHidden="1" w:uiPriority="39" w:unhideWhenUsed="1" w:qFormat="1"/>
+    <w:lsdException w:name="Bibliography" w:uiPriority="37" w:semiHidden="1" w:unhideWhenUsed="1"/>
+    <w:lsdException w:name="TOC Heading" w:uiPriority="39" w:semiHidden="1" w:unhideWhenUsed="1" w:qFormat="1"/>
     <w:lsdException w:name="Plain Table 1" w:uiPriority="41"/>
     <w:lsdException w:name="Plain Table 2" w:uiPriority="42"/>
     <w:lsdException w:name="Plain Table 3" w:uiPriority="43"/>
@@ -1873,97 +1871,515 @@
     <w:lsdException w:name="Unresolved Mention" w:semiHidden="1" w:unhideWhenUsed="1"/>
     <w:lsdException w:name="Smart Link" w:semiHidden="1" w:unhideWhenUsed="1"/>
   </w:latentStyles>
-  <w:style w:type="paragraph" w:default="1" w:styleId="Normal">
+  <w:style w:type="paragraph" w:styleId="Normal" w:default="1">
     <w:name w:val="Normal"/>
     <w:qFormat/>
-  </w:style>
-  <w:style w:type="paragraph" w:styleId="Ttulo1">
+    <w:pPr>
+      <w:widowControl/>
+      <w:bidi w:val="0"/>
+      <w:spacing w:before="0" w:after="0"/>
+      <w:jc w:val="start"/>
+    </w:pPr>
+    <w:rPr>
+      <w:rFonts w:ascii="Palatino Linotype" w:hAnsi="Palatino Linotype" w:eastAsia="Palatino Linotype" w:cs="Palatino Linotype"/>
+      <w:color w:val="auto"/>
+      <w:kern w:val="0"/>
+      <w:sz w:val="24"/>
+      <w:szCs w:val="24"/>
+      <w:lang w:val="es-MX" w:eastAsia="es-MX" w:bidi="ar-SA"/>
+    </w:rPr>
+  </w:style>
+  <w:style w:type="paragraph" w:styleId="Heading1">
     <w:name w:val="heading 1"/>
     <w:uiPriority w:val="9"/>
     <w:qFormat/>
     <w:pPr>
+      <w:widowControl/>
+      <w:bidi w:val="0"/>
+      <w:spacing w:before="0" w:after="0"/>
+      <w:jc w:val="start"/>
       <w:outlineLvl w:val="0"/>
     </w:pPr>
     <w:rPr>
+      <w:rFonts w:ascii="Palatino Linotype" w:hAnsi="Palatino Linotype" w:eastAsia="Palatino Linotype" w:cs="Palatino Linotype"/>
       <w:color w:val="2E74B5"/>
+      <w:kern w:val="0"/>
       <w:sz w:val="32"/>
       <w:szCs w:val="32"/>
-    </w:rPr>
-  </w:style>
-  <w:style w:type="paragraph" w:styleId="Ttulo2">
+      <w:lang w:val="es-MX" w:eastAsia="es-MX" w:bidi="ar-SA"/>
+    </w:rPr>
+  </w:style>
+  <w:style w:type="paragraph" w:styleId="Heading2">
     <w:name w:val="heading 2"/>
     <w:uiPriority w:val="9"/>
     <w:semiHidden/>
     <w:unhideWhenUsed/>
     <w:qFormat/>
     <w:pPr>
+      <w:widowControl/>
+      <w:bidi w:val="0"/>
+      <w:spacing w:before="0" w:after="0"/>
+      <w:jc w:val="start"/>
       <w:outlineLvl w:val="1"/>
     </w:pPr>
     <w:rPr>
+      <w:rFonts w:ascii="Palatino Linotype" w:hAnsi="Palatino Linotype" w:eastAsia="Palatino Linotype" w:cs="Palatino Linotype"/>
       <w:color w:val="2E74B5"/>
+      <w:kern w:val="0"/>
       <w:sz w:val="26"/>
       <w:szCs w:val="26"/>
-    </w:rPr>
-  </w:style>
-  <w:style w:type="paragraph" w:styleId="Ttulo3">
+      <w:lang w:val="es-MX" w:eastAsia="es-MX" w:bidi="ar-SA"/>
+    </w:rPr>
+  </w:style>
+  <w:style w:type="paragraph" w:styleId="Heading3">
     <w:name w:val="heading 3"/>
     <w:uiPriority w:val="9"/>
     <w:semiHidden/>
     <w:unhideWhenUsed/>
     <w:qFormat/>
     <w:pPr>
+      <w:widowControl/>
+      <w:bidi w:val="0"/>
+      <w:spacing w:before="0" w:after="0"/>
+      <w:jc w:val="start"/>
       <w:outlineLvl w:val="2"/>
     </w:pPr>
     <w:rPr>
+      <w:rFonts w:ascii="Palatino Linotype" w:hAnsi="Palatino Linotype" w:eastAsia="Palatino Linotype" w:cs="Palatino Linotype"/>
       <w:color w:val="1F4D78"/>
-    </w:rPr>
-  </w:style>
-  <w:style w:type="paragraph" w:styleId="Ttulo4">
+      <w:kern w:val="0"/>
+      <w:sz w:val="24"/>
+      <w:szCs w:val="24"/>
+      <w:lang w:val="es-MX" w:eastAsia="es-MX" w:bidi="ar-SA"/>
+    </w:rPr>
+  </w:style>
+  <w:style w:type="paragraph" w:styleId="Heading4">
     <w:name w:val="heading 4"/>
     <w:uiPriority w:val="9"/>
     <w:semiHidden/>
     <w:unhideWhenUsed/>
     <w:qFormat/>
     <w:pPr>
+      <w:widowControl/>
+      <w:bidi w:val="0"/>
+      <w:spacing w:before="0" w:after="0"/>
+      <w:jc w:val="start"/>
       <w:outlineLvl w:val="3"/>
     </w:pPr>
     <w:rPr>
+      <w:rFonts w:ascii="Palatino Linotype" w:hAnsi="Palatino Linotype" w:eastAsia="Palatino Linotype" w:cs="Palatino Linotype"/>
       <w:i/>
       <w:iCs/>
       <w:color w:val="2E74B5"/>
-    </w:rPr>
-  </w:style>
-  <w:style w:type="paragraph" w:styleId="Ttulo5">
+      <w:kern w:val="0"/>
+      <w:sz w:val="24"/>
+      <w:szCs w:val="24"/>
+      <w:lang w:val="es-MX" w:eastAsia="es-MX" w:bidi="ar-SA"/>
+    </w:rPr>
+  </w:style>
+  <w:style w:type="paragraph" w:styleId="Heading5">
     <w:name w:val="heading 5"/>
     <w:uiPriority w:val="9"/>
     <w:semiHidden/>
     <w:unhideWhenUsed/>
     <w:qFormat/>
     <w:pPr>
+      <w:widowControl/>
+      <w:bidi w:val="0"/>
+      <w:spacing w:before="0" w:after="0"/>
+      <w:jc w:val="start"/>
       <w:outlineLvl w:val="4"/>
     </w:pPr>
     <w:rPr>
+      <w:rFonts w:ascii="Palatino Linotype" w:hAnsi="Palatino Linotype" w:eastAsia="Palatino Linotype" w:cs="Palatino Linotype"/>
       <w:color w:val="2E74B5"/>
-    </w:rPr>
-  </w:style>
-  <w:style w:type="paragraph" w:styleId="Ttulo6">
+      <w:kern w:val="0"/>
+      <w:sz w:val="24"/>
+      <w:szCs w:val="24"/>
+      <w:lang w:val="es-MX" w:eastAsia="es-MX" w:bidi="ar-SA"/>
+    </w:rPr>
+  </w:style>
+  <w:style w:type="paragraph" w:styleId="Heading6">
     <w:name w:val="heading 6"/>
     <w:uiPriority w:val="9"/>
     <w:semiHidden/>
     <w:unhideWhenUsed/>
     <w:qFormat/>
     <w:pPr>
+      <w:widowControl/>
+      <w:bidi w:val="0"/>
+      <w:spacing w:before="0" w:after="0"/>
+      <w:jc w:val="start"/>
       <w:outlineLvl w:val="5"/>
     </w:pPr>
     <w:rPr>
+      <w:rFonts w:ascii="Palatino Linotype" w:hAnsi="Palatino Linotype" w:eastAsia="Palatino Linotype" w:cs="Palatino Linotype"/>
       <w:color w:val="1F4D78"/>
-    </w:rPr>
-  </w:style>
-  <w:style w:type="character" w:default="1" w:styleId="Fuentedeprrafopredeter">
+      <w:kern w:val="0"/>
+      <w:sz w:val="24"/>
+      <w:szCs w:val="24"/>
+      <w:lang w:val="es-MX" w:eastAsia="es-MX" w:bidi="ar-SA"/>
+    </w:rPr>
+  </w:style>
+  <w:style w:type="character" w:styleId="DefaultParagraphFont" w:default="1">
     <w:name w:val="Default Paragraph Font"/>
     <w:uiPriority w:val="1"/>
     <w:semiHidden/>
     <w:unhideWhenUsed/>
+    <w:qFormat/>
+    <w:rPr/>
+  </w:style>
+  <w:style w:type="character" w:styleId="Hyperlink">
+    <w:name w:val="Hyperlink"/>
+    <w:uiPriority w:val="99"/>
+    <w:unhideWhenUsed/>
+    <w:rPr>
+      <w:color w:val="0563C1"/>
+      <w:u w:val="single"/>
+    </w:rPr>
+  </w:style>
+  <w:style w:type="character" w:styleId="Caracteresdenotaalpie">
+    <w:name w:val="Caracteres de nota al pie"/>
+    <w:uiPriority w:val="99"/>
+    <w:semiHidden/>
+    <w:unhideWhenUsed/>
+    <w:qFormat/>
+    <w:rPr>
+      <w:vertAlign w:val="superscript"/>
+    </w:rPr>
+  </w:style>
+  <w:style w:type="character" w:styleId="FootnoteReference">
+    <w:name w:val="footnote reference"/>
+    <w:rPr>
+      <w:vertAlign w:val="superscript"/>
+    </w:rPr>
+  </w:style>
+  <w:style w:type="character" w:styleId="TextonotapieCar" w:customStyle="1">
+    <w:name w:val="Texto nota pie Car"/>
+    <w:uiPriority w:val="99"/>
+    <w:semiHidden/>
+    <w:unhideWhenUsed/>
+    <w:qFormat/>
+    <w:rPr>
+      <w:sz w:val="20"/>
+      <w:szCs w:val="20"/>
+    </w:rPr>
+  </w:style>
+  <w:style w:type="character" w:styleId="Caracteresdenotafinal">
+    <w:name w:val="Caracteres de nota final"/>
+    <w:uiPriority w:val="99"/>
+    <w:semiHidden/>
+    <w:unhideWhenUsed/>
+    <w:qFormat/>
+    <w:rPr>
+      <w:vertAlign w:val="superscript"/>
+    </w:rPr>
+  </w:style>
+  <w:style w:type="character" w:styleId="EndnoteReference">
+    <w:name w:val="endnote reference"/>
+    <w:rPr>
+      <w:vertAlign w:val="superscript"/>
+    </w:rPr>
+  </w:style>
+  <w:style w:type="character" w:styleId="TextonotaalfinalCar" w:customStyle="1">
+    <w:name w:val="Texto nota al final Car"/>
+    <w:uiPriority w:val="99"/>
+    <w:semiHidden/>
+    <w:unhideWhenUsed/>
+    <w:qFormat/>
+    <w:rPr>
+      <w:sz w:val="20"/>
+      <w:szCs w:val="20"/>
+    </w:rPr>
+  </w:style>
+  <w:style w:type="character" w:styleId="EncabezadoCar" w:customStyle="1">
+    <w:name w:val="Encabezado Car"/>
+    <w:basedOn w:val="DefaultParagraphFont"/>
+    <w:uiPriority w:val="99"/>
+    <w:qFormat/>
+    <w:rsid w:val="007e17cd"/>
+    <w:rPr/>
+  </w:style>
+  <w:style w:type="character" w:styleId="PiedepginaCar" w:customStyle="1">
+    <w:name w:val="Pie de página Car"/>
+    <w:basedOn w:val="DefaultParagraphFont"/>
+    <w:uiPriority w:val="99"/>
+    <w:qFormat/>
+    <w:rsid w:val="007e17cd"/>
+    <w:rPr/>
+  </w:style>
+  <w:style w:type="character" w:styleId="CommentReference">
+    <w:name w:val="annotation reference"/>
+    <w:basedOn w:val="DefaultParagraphFont"/>
+    <w:uiPriority w:val="99"/>
+    <w:semiHidden/>
+    <w:unhideWhenUsed/>
+    <w:qFormat/>
+    <w:rsid w:val="003e3909"/>
+    <w:rPr>
+      <w:sz w:val="16"/>
+      <w:szCs w:val="16"/>
+    </w:rPr>
+  </w:style>
+  <w:style w:type="character" w:styleId="TextocomentarioCar" w:customStyle="1">
+    <w:name w:val="Texto comentario Car"/>
+    <w:basedOn w:val="DefaultParagraphFont"/>
+    <w:uiPriority w:val="99"/>
+    <w:semiHidden/>
+    <w:qFormat/>
+    <w:rsid w:val="003e3909"/>
+    <w:rPr>
+      <w:sz w:val="20"/>
+      <w:szCs w:val="20"/>
+    </w:rPr>
+  </w:style>
+  <w:style w:type="character" w:styleId="AsuntodelcomentarioCar" w:customStyle="1">
+    <w:name w:val="Asunto del comentario Car"/>
+    <w:basedOn w:val="TextocomentarioCar"/>
+    <w:link w:val="annotationsubject"/>
+    <w:uiPriority w:val="99"/>
+    <w:semiHidden/>
+    <w:qFormat/>
+    <w:rsid w:val="003e3909"/>
+    <w:rPr>
+      <w:b/>
+      <w:bCs/>
+      <w:sz w:val="20"/>
+      <w:szCs w:val="20"/>
+    </w:rPr>
+  </w:style>
+  <w:style w:type="paragraph" w:styleId="Ttulo">
+    <w:name w:val="Título"/>
+    <w:basedOn w:val="Normal"/>
+    <w:next w:val="BodyText"/>
+    <w:qFormat/>
+    <w:pPr>
+      <w:keepNext w:val="true"/>
+      <w:spacing w:before="240" w:after="120"/>
+    </w:pPr>
+    <w:rPr>
+      <w:rFonts w:ascii="Liberation Sans" w:hAnsi="Liberation Sans" w:eastAsia="Noto Sans CJK SC" w:cs="Noto Sans Devanagari"/>
+      <w:sz w:val="28"/>
+      <w:szCs w:val="28"/>
+    </w:rPr>
+  </w:style>
+  <w:style w:type="paragraph" w:styleId="BodyText">
+    <w:name w:val="Body Text"/>
+    <w:basedOn w:val="Normal"/>
+    <w:pPr>
+      <w:spacing w:lineRule="auto" w:line="276" w:before="0" w:after="140"/>
+    </w:pPr>
+    <w:rPr/>
+  </w:style>
+  <w:style w:type="paragraph" w:styleId="List">
+    <w:name w:val="List"/>
+    <w:basedOn w:val="BodyText"/>
+    <w:pPr/>
+    <w:rPr>
+      <w:rFonts w:cs="Noto Sans Devanagari"/>
+    </w:rPr>
+  </w:style>
+  <w:style w:type="paragraph" w:styleId="Caption">
+    <w:name w:val="caption"/>
+    <w:basedOn w:val="Normal"/>
+    <w:qFormat/>
+    <w:pPr>
+      <w:suppressLineNumbers/>
+      <w:spacing w:before="120" w:after="120"/>
+    </w:pPr>
+    <w:rPr>
+      <w:rFonts w:cs="Noto Sans Devanagari"/>
+      <w:i/>
+      <w:iCs/>
+      <w:sz w:val="24"/>
+      <w:szCs w:val="24"/>
+    </w:rPr>
+  </w:style>
+  <w:style w:type="paragraph" w:styleId="ndice">
+    <w:name w:val="Índice"/>
+    <w:basedOn w:val="Normal"/>
+    <w:qFormat/>
+    <w:pPr>
+      <w:suppressLineNumbers/>
+    </w:pPr>
+    <w:rPr>
+      <w:rFonts w:cs="Noto Sans Devanagari"/>
+    </w:rPr>
+  </w:style>
+  <w:style w:type="paragraph" w:styleId="Title">
+    <w:name w:val="Title"/>
+    <w:uiPriority w:val="10"/>
+    <w:qFormat/>
+    <w:pPr>
+      <w:widowControl/>
+      <w:bidi w:val="0"/>
+      <w:spacing w:before="0" w:after="0"/>
+      <w:jc w:val="start"/>
+    </w:pPr>
+    <w:rPr>
+      <w:rFonts w:ascii="Palatino Linotype" w:hAnsi="Palatino Linotype" w:eastAsia="Palatino Linotype" w:cs="Palatino Linotype"/>
+      <w:color w:val="auto"/>
+      <w:kern w:val="0"/>
+      <w:sz w:val="56"/>
+      <w:szCs w:val="56"/>
+      <w:lang w:val="es-MX" w:eastAsia="es-MX" w:bidi="ar-SA"/>
+    </w:rPr>
+  </w:style>
+  <w:style w:type="paragraph" w:styleId="Textoennegrita1" w:customStyle="1">
+    <w:name w:val="Texto en negrita1"/>
+    <w:qFormat/>
+    <w:pPr>
+      <w:widowControl/>
+      <w:bidi w:val="0"/>
+      <w:spacing w:before="0" w:after="0"/>
+      <w:jc w:val="start"/>
+    </w:pPr>
+    <w:rPr>
+      <w:rFonts w:ascii="Palatino Linotype" w:hAnsi="Palatino Linotype" w:eastAsia="Palatino Linotype" w:cs="Palatino Linotype"/>
+      <w:b/>
+      <w:bCs/>
+      <w:color w:val="auto"/>
+      <w:kern w:val="0"/>
+      <w:sz w:val="24"/>
+      <w:szCs w:val="24"/>
+      <w:lang w:val="es-MX" w:eastAsia="es-MX" w:bidi="ar-SA"/>
+    </w:rPr>
+  </w:style>
+  <w:style w:type="paragraph" w:styleId="ListParagraph">
+    <w:name w:val="List Paragraph"/>
+    <w:qFormat/>
+    <w:pPr>
+      <w:widowControl/>
+      <w:bidi w:val="0"/>
+      <w:spacing w:before="0" w:after="0"/>
+      <w:jc w:val="start"/>
+    </w:pPr>
+    <w:rPr>
+      <w:rFonts w:ascii="Palatino Linotype" w:hAnsi="Palatino Linotype" w:eastAsia="Palatino Linotype" w:cs="Palatino Linotype"/>
+      <w:color w:val="auto"/>
+      <w:kern w:val="0"/>
+      <w:sz w:val="24"/>
+      <w:szCs w:val="24"/>
+      <w:lang w:val="es-MX" w:eastAsia="es-MX" w:bidi="ar-SA"/>
+    </w:rPr>
+  </w:style>
+  <w:style w:type="paragraph" w:styleId="FootnoteText">
+    <w:name w:val="footnote text"/>
+    <w:link w:val="TextonotapieCar"/>
+    <w:uiPriority w:val="99"/>
+    <w:semiHidden/>
+    <w:unhideWhenUsed/>
+    <w:pPr>
+      <w:widowControl/>
+      <w:bidi w:val="0"/>
+      <w:spacing w:before="0" w:after="0"/>
+      <w:jc w:val="start"/>
+    </w:pPr>
+    <w:rPr>
+      <w:rFonts w:ascii="Palatino Linotype" w:hAnsi="Palatino Linotype" w:eastAsia="Palatino Linotype" w:cs="Palatino Linotype"/>
+      <w:color w:val="auto"/>
+      <w:kern w:val="0"/>
+      <w:sz w:val="20"/>
+      <w:szCs w:val="20"/>
+      <w:lang w:val="es-MX" w:eastAsia="es-MX" w:bidi="ar-SA"/>
+    </w:rPr>
+  </w:style>
+  <w:style w:type="paragraph" w:styleId="EndnoteText">
+    <w:name w:val="endnote text"/>
+    <w:link w:val="TextonotaalfinalCar"/>
+    <w:uiPriority w:val="99"/>
+    <w:semiHidden/>
+    <w:unhideWhenUsed/>
+    <w:pPr>
+      <w:widowControl/>
+      <w:bidi w:val="0"/>
+      <w:spacing w:before="0" w:after="0"/>
+      <w:jc w:val="start"/>
+    </w:pPr>
+    <w:rPr>
+      <w:rFonts w:ascii="Palatino Linotype" w:hAnsi="Palatino Linotype" w:eastAsia="Palatino Linotype" w:cs="Palatino Linotype"/>
+      <w:color w:val="auto"/>
+      <w:kern w:val="0"/>
+      <w:sz w:val="20"/>
+      <w:szCs w:val="20"/>
+      <w:lang w:val="es-MX" w:eastAsia="es-MX" w:bidi="ar-SA"/>
+    </w:rPr>
+  </w:style>
+  <w:style w:type="paragraph" w:styleId="Cabeceraypie">
+    <w:name w:val="Cabecera y pie"/>
+    <w:basedOn w:val="Normal"/>
+    <w:qFormat/>
+    <w:pPr/>
+    <w:rPr/>
+  </w:style>
+  <w:style w:type="paragraph" w:styleId="Header">
+    <w:name w:val="header"/>
+    <w:basedOn w:val="Normal"/>
+    <w:link w:val="EncabezadoCar"/>
+    <w:uiPriority w:val="99"/>
+    <w:unhideWhenUsed/>
+    <w:rsid w:val="007e17cd"/>
+    <w:pPr>
+      <w:tabs>
+        <w:tab w:val="clear" w:pos="708"/>
+        <w:tab w:val="center" w:pos="4419" w:leader="none"/>
+        <w:tab w:val="right" w:pos="8838" w:leader="none"/>
+      </w:tabs>
+    </w:pPr>
+    <w:rPr/>
+  </w:style>
+  <w:style w:type="paragraph" w:styleId="Footer">
+    <w:name w:val="footer"/>
+    <w:basedOn w:val="Normal"/>
+    <w:link w:val="PiedepginaCar"/>
+    <w:uiPriority w:val="99"/>
+    <w:unhideWhenUsed/>
+    <w:rsid w:val="007e17cd"/>
+    <w:pPr>
+      <w:tabs>
+        <w:tab w:val="clear" w:pos="708"/>
+        <w:tab w:val="center" w:pos="4419" w:leader="none"/>
+        <w:tab w:val="right" w:pos="8838" w:leader="none"/>
+      </w:tabs>
+    </w:pPr>
+    <w:rPr/>
+  </w:style>
+  <w:style w:type="paragraph" w:styleId="CommentText">
+    <w:name w:val="annotation text"/>
+    <w:basedOn w:val="Normal"/>
+    <w:link w:val="TextocomentarioCar"/>
+    <w:uiPriority w:val="99"/>
+    <w:semiHidden/>
+    <w:unhideWhenUsed/>
+    <w:rsid w:val="003e3909"/>
+    <w:pPr/>
+    <w:rPr>
+      <w:sz w:val="20"/>
+      <w:szCs w:val="20"/>
+    </w:rPr>
+  </w:style>
+  <w:style w:type="paragraph" w:styleId="annotationsubject">
+    <w:name w:val="annotation subject"/>
+    <w:basedOn w:val="CommentText"/>
+    <w:next w:val="CommentText"/>
+    <w:link w:val="AsuntodelcomentarioCar"/>
+    <w:uiPriority w:val="99"/>
+    <w:semiHidden/>
+    <w:unhideWhenUsed/>
+    <w:qFormat/>
+    <w:rsid w:val="003e3909"/>
+    <w:pPr/>
+    <w:rPr>
+      <w:b/>
+      <w:bCs/>
+    </w:rPr>
+  </w:style>
+  <w:style w:type="numbering" w:styleId="Ningunalista" w:default="1">
+    <w:name w:val="Ninguna lista"/>
+    <w:uiPriority w:val="99"/>
+    <w:semiHidden/>
+    <w:unhideWhenUsed/>
+    <w:qFormat/>
   </w:style>
   <w:style w:type="table" w:default="1" w:styleId="Tablanormal">
     <w:name w:val="Normal Table"/>
@@ -1971,7 +2387,6 @@
     <w:semiHidden/>
     <w:unhideWhenUsed/>
     <w:tblPr>
-      <w:tblInd w:w="0" w:type="dxa"/>
       <w:tblCellMar>
         <w:top w:w="0" w:type="dxa"/>
         <w:left w:w="108" w:type="dxa"/>
@@ -1980,223 +2395,18 @@
       </w:tblCellMar>
     </w:tblPr>
   </w:style>
-  <w:style w:type="numbering" w:default="1" w:styleId="Sinlista">
-    <w:name w:val="No List"/>
-    <w:uiPriority w:val="99"/>
-    <w:semiHidden/>
-    <w:unhideWhenUsed/>
-  </w:style>
-  <w:style w:type="paragraph" w:styleId="Ttulo">
-    <w:name w:val="Title"/>
-    <w:uiPriority w:val="10"/>
-    <w:qFormat/>
-    <w:rPr>
-      <w:sz w:val="56"/>
-      <w:szCs w:val="56"/>
-    </w:rPr>
-  </w:style>
-  <w:style w:type="paragraph" w:customStyle="1" w:styleId="Textoennegrita1">
-    <w:name w:val="Texto en negrita1"/>
-    <w:qFormat/>
-    <w:rPr>
-      <w:b/>
-      <w:bCs/>
-    </w:rPr>
-  </w:style>
-  <w:style w:type="paragraph" w:styleId="Prrafodelista">
-    <w:name w:val="List Paragraph"/>
-    <w:qFormat/>
-  </w:style>
-  <w:style w:type="character" w:styleId="Hipervnculo">
-    <w:name w:val="Hyperlink"/>
-    <w:uiPriority w:val="99"/>
-    <w:unhideWhenUsed/>
-    <w:rPr>
-      <w:color w:val="0563C1"/>
-      <w:u w:val="single"/>
-    </w:rPr>
-  </w:style>
-  <w:style w:type="character" w:styleId="Refdenotaalpie">
-    <w:name w:val="footnote reference"/>
-    <w:uiPriority w:val="99"/>
-    <w:semiHidden/>
-    <w:unhideWhenUsed/>
-    <w:rPr>
-      <w:vertAlign w:val="superscript"/>
-    </w:rPr>
-  </w:style>
-  <w:style w:type="paragraph" w:styleId="Textonotapie">
-    <w:name w:val="footnote text"/>
-    <w:link w:val="TextonotapieCar"/>
-    <w:uiPriority w:val="99"/>
-    <w:semiHidden/>
-    <w:unhideWhenUsed/>
-    <w:rPr>
-      <w:sz w:val="20"/>
-      <w:szCs w:val="20"/>
-    </w:rPr>
-  </w:style>
-  <w:style w:type="character" w:customStyle="1" w:styleId="TextonotapieCar">
-    <w:name w:val="Texto nota pie Car"/>
-    <w:link w:val="Textonotapie"/>
-    <w:uiPriority w:val="99"/>
-    <w:semiHidden/>
-    <w:unhideWhenUsed/>
-    <w:rPr>
-      <w:sz w:val="20"/>
-      <w:szCs w:val="20"/>
-    </w:rPr>
-  </w:style>
-  <w:style w:type="character" w:styleId="Refdenotaalfinal">
-    <w:name w:val="endnote reference"/>
-    <w:uiPriority w:val="99"/>
-    <w:semiHidden/>
-    <w:unhideWhenUsed/>
-    <w:rPr>
-      <w:vertAlign w:val="superscript"/>
-    </w:rPr>
-  </w:style>
-  <w:style w:type="paragraph" w:styleId="Textonotaalfinal">
-    <w:name w:val="endnote text"/>
-    <w:link w:val="TextonotaalfinalCar"/>
-    <w:uiPriority w:val="99"/>
-    <w:semiHidden/>
-    <w:unhideWhenUsed/>
-    <w:rPr>
-      <w:sz w:val="20"/>
-      <w:szCs w:val="20"/>
-    </w:rPr>
-  </w:style>
-  <w:style w:type="character" w:customStyle="1" w:styleId="TextonotaalfinalCar">
-    <w:name w:val="Texto nota al final Car"/>
-    <w:link w:val="Textonotaalfinal"/>
-    <w:uiPriority w:val="99"/>
-    <w:semiHidden/>
-    <w:unhideWhenUsed/>
-    <w:rPr>
-      <w:sz w:val="20"/>
-      <w:szCs w:val="20"/>
-    </w:rPr>
-  </w:style>
-  <w:style w:type="paragraph" w:styleId="Encabezado">
-    <w:name w:val="header"/>
-    <w:basedOn w:val="Normal"/>
-    <w:link w:val="EncabezadoCar"/>
-    <w:uiPriority w:val="99"/>
-    <w:unhideWhenUsed/>
-    <w:rsid w:val="007E17CD"/>
-    <w:pPr>
-      <w:tabs>
-        <w:tab w:val="center" w:pos="4419"/>
-        <w:tab w:val="right" w:pos="8838"/>
-      </w:tabs>
-    </w:pPr>
-  </w:style>
-  <w:style w:type="character" w:customStyle="1" w:styleId="EncabezadoCar">
-    <w:name w:val="Encabezado Car"/>
-    <w:basedOn w:val="Fuentedeprrafopredeter"/>
-    <w:link w:val="Encabezado"/>
-    <w:uiPriority w:val="99"/>
-    <w:rsid w:val="007E17CD"/>
-  </w:style>
-  <w:style w:type="paragraph" w:styleId="Piedepgina">
-    <w:name w:val="footer"/>
-    <w:basedOn w:val="Normal"/>
-    <w:link w:val="PiedepginaCar"/>
-    <w:uiPriority w:val="99"/>
-    <w:unhideWhenUsed/>
-    <w:rsid w:val="007E17CD"/>
-    <w:pPr>
-      <w:tabs>
-        <w:tab w:val="center" w:pos="4419"/>
-        <w:tab w:val="right" w:pos="8838"/>
-      </w:tabs>
-    </w:pPr>
-  </w:style>
-  <w:style w:type="character" w:customStyle="1" w:styleId="PiedepginaCar">
-    <w:name w:val="Pie de página Car"/>
-    <w:basedOn w:val="Fuentedeprrafopredeter"/>
-    <w:link w:val="Piedepgina"/>
-    <w:uiPriority w:val="99"/>
-    <w:rsid w:val="007E17CD"/>
-  </w:style>
-  <w:style w:type="character" w:styleId="Refdecomentario">
-    <w:name w:val="annotation reference"/>
-    <w:basedOn w:val="Fuentedeprrafopredeter"/>
-    <w:uiPriority w:val="99"/>
-    <w:semiHidden/>
-    <w:unhideWhenUsed/>
-    <w:rsid w:val="003E3909"/>
-    <w:rPr>
-      <w:sz w:val="16"/>
-      <w:szCs w:val="16"/>
-    </w:rPr>
-  </w:style>
-  <w:style w:type="paragraph" w:styleId="Textocomentario">
-    <w:name w:val="annotation text"/>
-    <w:basedOn w:val="Normal"/>
-    <w:link w:val="TextocomentarioCar"/>
-    <w:uiPriority w:val="99"/>
-    <w:semiHidden/>
-    <w:unhideWhenUsed/>
-    <w:rsid w:val="003E3909"/>
-    <w:rPr>
-      <w:sz w:val="20"/>
-      <w:szCs w:val="20"/>
-    </w:rPr>
-  </w:style>
-  <w:style w:type="character" w:customStyle="1" w:styleId="TextocomentarioCar">
-    <w:name w:val="Texto comentario Car"/>
-    <w:basedOn w:val="Fuentedeprrafopredeter"/>
-    <w:link w:val="Textocomentario"/>
-    <w:uiPriority w:val="99"/>
-    <w:semiHidden/>
-    <w:rsid w:val="003E3909"/>
-    <w:rPr>
-      <w:sz w:val="20"/>
-      <w:szCs w:val="20"/>
-    </w:rPr>
-  </w:style>
-  <w:style w:type="paragraph" w:styleId="Asuntodelcomentario">
-    <w:name w:val="annotation subject"/>
-    <w:basedOn w:val="Textocomentario"/>
-    <w:next w:val="Textocomentario"/>
-    <w:link w:val="AsuntodelcomentarioCar"/>
-    <w:uiPriority w:val="99"/>
-    <w:semiHidden/>
-    <w:unhideWhenUsed/>
-    <w:rsid w:val="003E3909"/>
-    <w:rPr>
-      <w:b/>
-      <w:bCs/>
-    </w:rPr>
-  </w:style>
-  <w:style w:type="character" w:customStyle="1" w:styleId="AsuntodelcomentarioCar">
-    <w:name w:val="Asunto del comentario Car"/>
-    <w:basedOn w:val="TextocomentarioCar"/>
-    <w:link w:val="Asuntodelcomentario"/>
-    <w:uiPriority w:val="99"/>
-    <w:semiHidden/>
-    <w:rsid w:val="003E3909"/>
-    <w:rPr>
-      <w:b/>
-      <w:bCs/>
-      <w:sz w:val="20"/>
-      <w:szCs w:val="20"/>
-    </w:rPr>
-  </w:style>
 </w:styles>
 </file>
 
 <file path=word/theme/theme1.xml><?xml version="1.0" encoding="utf-8"?>
-<a:theme xmlns:a="http://schemas.openxmlformats.org/drawingml/2006/main" name="Tema de Office">
+<a:theme xmlns:a="http://schemas.openxmlformats.org/drawingml/2006/main" xmlns:r="http://schemas.openxmlformats.org/officeDocument/2006/relationships" name="Tema de Office">
   <a:themeElements>
     <a:clrScheme name="Office">
       <a:dk1>
-        <a:sysClr val="windowText" lastClr="000000"/>
+        <a:srgbClr val="000000"/>
       </a:dk1>
       <a:lt1>
-        <a:sysClr val="window" lastClr="FFFFFF"/>
+        <a:srgbClr val="FFFFFF"/>
       </a:lt1>
       <a:dk2>
         <a:srgbClr val="44546A"/>
@@ -2231,153 +2441,55 @@
     </a:clrScheme>
     <a:fontScheme name="Office">
       <a:majorFont>
-        <a:latin typeface="Calibri Light" panose="020F0302020204030204"/>
+        <a:latin typeface="Calibri Light" panose="020F0302020204030204" pitchFamily="0" charset="1"/>
         <a:ea typeface=""/>
         <a:cs typeface=""/>
-        <a:font script="Jpan" typeface="游ゴシック Light"/>
-        <a:font script="Hang" typeface="맑은 고딕"/>
-        <a:font script="Hans" typeface="等线 Light"/>
-        <a:font script="Hant" typeface="新細明體"/>
-        <a:font script="Arab" typeface="Times New Roman"/>
-        <a:font script="Hebr" typeface="Times New Roman"/>
-        <a:font script="Thai" typeface="Angsana New"/>
-        <a:font script="Ethi" typeface="Nyala"/>
-        <a:font script="Beng" typeface="Vrinda"/>
-        <a:font script="Gujr" typeface="Shruti"/>
-        <a:font script="Khmr" typeface="MoolBoran"/>
-        <a:font script="Knda" typeface="Tunga"/>
-        <a:font script="Guru" typeface="Raavi"/>
-        <a:font script="Cans" typeface="Euphemia"/>
-        <a:font script="Cher" typeface="Plantagenet Cherokee"/>
-        <a:font script="Yiii" typeface="Microsoft Yi Baiti"/>
-        <a:font script="Tibt" typeface="Microsoft Himalaya"/>
-        <a:font script="Thaa" typeface="MV Boli"/>
-        <a:font script="Deva" typeface="Mangal"/>
-        <a:font script="Telu" typeface="Gautami"/>
-        <a:font script="Taml" typeface="Latha"/>
-        <a:font script="Syrc" typeface="Estrangelo Edessa"/>
-        <a:font script="Orya" typeface="Kalinga"/>
-        <a:font script="Mlym" typeface="Kartika"/>
-        <a:font script="Laoo" typeface="DokChampa"/>
-        <a:font script="Sinh" typeface="Iskoola Pota"/>
-        <a:font script="Mong" typeface="Mongolian Baiti"/>
-        <a:font script="Viet" typeface="Times New Roman"/>
-        <a:font script="Uigh" typeface="Microsoft Uighur"/>
-        <a:font script="Geor" typeface="Sylfaen"/>
-        <a:font script="Armn" typeface="Arial"/>
-        <a:font script="Bugi" typeface="Leelawadee UI"/>
-        <a:font script="Bopo" typeface="Microsoft JhengHei"/>
-        <a:font script="Java" typeface="Javanese Text"/>
-        <a:font script="Lisu" typeface="Segoe UI"/>
-        <a:font script="Mymr" typeface="Myanmar Text"/>
-        <a:font script="Nkoo" typeface="Ebrima"/>
-        <a:font script="Olck" typeface="Nirmala UI"/>
-        <a:font script="Osma" typeface="Ebrima"/>
-        <a:font script="Phag" typeface="Phagspa"/>
-        <a:font script="Syrn" typeface="Estrangelo Edessa"/>
-        <a:font script="Syrj" typeface="Estrangelo Edessa"/>
-        <a:font script="Syre" typeface="Estrangelo Edessa"/>
-        <a:font script="Sora" typeface="Nirmala UI"/>
-        <a:font script="Tale" typeface="Microsoft Tai Le"/>
-        <a:font script="Talu" typeface="Microsoft New Tai Lue"/>
-        <a:font script="Tfng" typeface="Ebrima"/>
       </a:majorFont>
       <a:minorFont>
-        <a:latin typeface="Calibri" panose="020F0502020204030204"/>
+        <a:latin typeface="Calibri" panose="020F0502020204030204" pitchFamily="0" charset="1"/>
         <a:ea typeface=""/>
         <a:cs typeface=""/>
-        <a:font script="Jpan" typeface="游明朝"/>
-        <a:font script="Hang" typeface="맑은 고딕"/>
-        <a:font script="Hans" typeface="等线"/>
-        <a:font script="Hant" typeface="新細明體"/>
-        <a:font script="Arab" typeface="Arial"/>
-        <a:font script="Hebr" typeface="Arial"/>
-        <a:font script="Thai" typeface="Cordia New"/>
-        <a:font script="Ethi" typeface="Nyala"/>
-        <a:font script="Beng" typeface="Vrinda"/>
-        <a:font script="Gujr" typeface="Shruti"/>
-        <a:font script="Khmr" typeface="DaunPenh"/>
-        <a:font script="Knda" typeface="Tunga"/>
-        <a:font script="Guru" typeface="Raavi"/>
-        <a:font script="Cans" typeface="Euphemia"/>
-        <a:font script="Cher" typeface="Plantagenet Cherokee"/>
-        <a:font script="Yiii" typeface="Microsoft Yi Baiti"/>
-        <a:font script="Tibt" typeface="Microsoft Himalaya"/>
-        <a:font script="Thaa" typeface="MV Boli"/>
-        <a:font script="Deva" typeface="Mangal"/>
-        <a:font script="Telu" typeface="Gautami"/>
-        <a:font script="Taml" typeface="Latha"/>
-        <a:font script="Syrc" typeface="Estrangelo Edessa"/>
-        <a:font script="Orya" typeface="Kalinga"/>
-        <a:font script="Mlym" typeface="Kartika"/>
-        <a:font script="Laoo" typeface="DokChampa"/>
-        <a:font script="Sinh" typeface="Iskoola Pota"/>
-        <a:font script="Mong" typeface="Mongolian Baiti"/>
-        <a:font script="Viet" typeface="Arial"/>
-        <a:font script="Uigh" typeface="Microsoft Uighur"/>
-        <a:font script="Geor" typeface="Sylfaen"/>
-        <a:font script="Armn" typeface="Arial"/>
-        <a:font script="Bugi" typeface="Leelawadee UI"/>
-        <a:font script="Bopo" typeface="Microsoft JhengHei"/>
-        <a:font script="Java" typeface="Javanese Text"/>
-        <a:font script="Lisu" typeface="Segoe UI"/>
-        <a:font script="Mymr" typeface="Myanmar Text"/>
-        <a:font script="Nkoo" typeface="Ebrima"/>
-        <a:font script="Olck" typeface="Nirmala UI"/>
-        <a:font script="Osma" typeface="Ebrima"/>
-        <a:font script="Phag" typeface="Phagspa"/>
-        <a:font script="Syrn" typeface="Estrangelo Edessa"/>
-        <a:font script="Syrj" typeface="Estrangelo Edessa"/>
-        <a:font script="Syre" typeface="Estrangelo Edessa"/>
-        <a:font script="Sora" typeface="Nirmala UI"/>
-        <a:font script="Tale" typeface="Microsoft Tai Le"/>
-        <a:font script="Talu" typeface="Microsoft New Tai Lue"/>
-        <a:font script="Tfng" typeface="Ebrima"/>
       </a:minorFont>
     </a:fontScheme>
-    <a:fmtScheme name="Office">
+    <a:fmtScheme>
       <a:fillStyleLst>
         <a:solidFill>
           <a:schemeClr val="phClr"/>
         </a:solidFill>
-        <a:gradFill rotWithShape="1">
+        <a:gradFill>
           <a:gsLst>
             <a:gs pos="0">
               <a:schemeClr val="phClr">
                 <a:lumMod val="110000"/>
-                <a:satMod val="105000"/>
                 <a:tint val="67000"/>
               </a:schemeClr>
             </a:gs>
             <a:gs pos="50000">
               <a:schemeClr val="phClr">
                 <a:lumMod val="105000"/>
-                <a:satMod val="103000"/>
                 <a:tint val="73000"/>
               </a:schemeClr>
             </a:gs>
             <a:gs pos="100000">
               <a:schemeClr val="phClr">
                 <a:lumMod val="105000"/>
-                <a:satMod val="109000"/>
                 <a:tint val="81000"/>
               </a:schemeClr>
             </a:gs>
           </a:gsLst>
           <a:lin ang="5400000" scaled="0"/>
+          <a:tileRect l="0" t="0" r="0" b="0"/>
         </a:gradFill>
-        <a:gradFill rotWithShape="1">
+        <a:gradFill>
           <a:gsLst>
             <a:gs pos="0">
               <a:schemeClr val="phClr">
-                <a:satMod val="103000"/>
                 <a:lumMod val="102000"/>
                 <a:tint val="94000"/>
               </a:schemeClr>
             </a:gs>
             <a:gs pos="50000">
               <a:schemeClr val="phClr">
-                <a:satMod val="110000"/>
                 <a:lumMod val="100000"/>
                 <a:shade val="100000"/>
               </a:schemeClr>
@@ -2385,33 +2497,24 @@
             <a:gs pos="100000">
               <a:schemeClr val="phClr">
                 <a:lumMod val="99000"/>
-                <a:satMod val="120000"/>
                 <a:shade val="78000"/>
               </a:schemeClr>
             </a:gs>
           </a:gsLst>
           <a:lin ang="5400000" scaled="0"/>
+          <a:tileRect l="0" t="0" r="0" b="0"/>
         </a:gradFill>
       </a:fillStyleLst>
       <a:lnStyleLst>
         <a:ln w="6350" cap="flat" cmpd="sng" algn="ctr">
-          <a:solidFill>
-            <a:schemeClr val="phClr"/>
-          </a:solidFill>
           <a:prstDash val="solid"/>
           <a:miter lim="800000"/>
         </a:ln>
         <a:ln w="12700" cap="flat" cmpd="sng" algn="ctr">
-          <a:solidFill>
-            <a:schemeClr val="phClr"/>
-          </a:solidFill>
           <a:prstDash val="solid"/>
           <a:miter lim="800000"/>
         </a:ln>
         <a:ln w="19050" cap="flat" cmpd="sng" algn="ctr">
-          <a:solidFill>
-            <a:schemeClr val="phClr"/>
-          </a:solidFill>
           <a:prstDash val="solid"/>
           <a:miter lim="800000"/>
         </a:ln>
@@ -2424,13 +2527,7 @@
           <a:effectLst/>
         </a:effectStyle>
         <a:effectStyle>
-          <a:effectLst>
-            <a:outerShdw blurRad="57150" dist="19050" dir="5400000" algn="ctr" rotWithShape="0">
-              <a:srgbClr val="000000">
-                <a:alpha val="63000"/>
-              </a:srgbClr>
-            </a:outerShdw>
-          </a:effectLst>
+          <a:effectLst/>
         </a:effectStyle>
       </a:effectStyleLst>
       <a:bgFillStyleLst>
@@ -2440,15 +2537,13 @@
         <a:solidFill>
           <a:schemeClr val="phClr">
             <a:tint val="95000"/>
-            <a:satMod val="170000"/>
           </a:schemeClr>
         </a:solidFill>
-        <a:gradFill rotWithShape="1">
+        <a:gradFill>
           <a:gsLst>
             <a:gs pos="0">
               <a:schemeClr val="phClr">
                 <a:tint val="93000"/>
-                <a:satMod val="150000"/>
                 <a:shade val="98000"/>
                 <a:lumMod val="102000"/>
               </a:schemeClr>
@@ -2456,7 +2551,6 @@
             <a:gs pos="50000">
               <a:schemeClr val="phClr">
                 <a:tint val="98000"/>
-                <a:satMod val="130000"/>
                 <a:shade val="90000"/>
                 <a:lumMod val="103000"/>
               </a:schemeClr>
@@ -2464,22 +2558,15 @@
             <a:gs pos="100000">
               <a:schemeClr val="phClr">
                 <a:shade val="63000"/>
-                <a:satMod val="120000"/>
               </a:schemeClr>
             </a:gs>
           </a:gsLst>
           <a:lin ang="5400000" scaled="0"/>
+          <a:tileRect l="0" t="0" r="0" b="0"/>
         </a:gradFill>
       </a:bgFillStyleLst>
     </a:fmtScheme>
   </a:themeElements>
-  <a:objectDefaults/>
-  <a:extraClrSchemeLst/>
-  <a:extLst>
-    <a:ext uri="{05A4C25C-085E-4340-85A3-A5531E510DB2}">
-      <thm15:themeFamily xmlns:thm15="http://schemas.microsoft.com/office/thememl/2012/main" name="Office Theme" id="{62F939B6-93AF-4DB8-9C6B-D6C7DFDC589F}" vid="{4A3C46E8-61CC-4603-A589-7422A47A8E4A}"/>
-    </a:ext>
-  </a:extLst>
 </a:theme>
 </file>
 
